--- a/ctli_ldd_user_guide.docx
+++ b/ctli_ldd_user_guide.docx
@@ -1,6 +1,6 @@
 
 <file path=word/document.xml><?xml version="1.0" encoding="utf-8"?>
-<w:document xmlns:wpc="http://schemas.microsoft.com/office/word/2010/wordprocessingCanvas" xmlns:cx="http://schemas.microsoft.com/office/drawing/2014/chartex" xmlns:cx1="http://schemas.microsoft.com/office/drawing/2015/9/8/chartex" xmlns:cx2="http://schemas.microsoft.com/office/drawing/2015/10/21/chartex" xmlns:cx3="http://schemas.microsoft.com/office/drawing/2016/5/9/chartex" xmlns:cx4="http://schemas.microsoft.com/office/drawing/2016/5/10/chartex" xmlns:cx5="http://schemas.microsoft.com/office/drawing/2016/5/11/chartex" xmlns:cx6="http://schemas.microsoft.com/office/drawing/2016/5/12/chartex" xmlns:cx7="http://schemas.microsoft.com/office/drawing/2016/5/13/chartex" xmlns:cx8="http://schemas.microsoft.com/office/drawing/2016/5/14/chartex" xmlns:mc="http://schemas.openxmlformats.org/markup-compatibility/2006" xmlns:aink="http://schemas.microsoft.com/office/drawing/2016/ink" xmlns:am3d="http://schemas.microsoft.com/office/drawing/2017/model3d" xmlns:o="urn:schemas-microsoft-com:office:office" xmlns:oel="http://schemas.microsoft.com/office/2019/extlst" xmlns:r="http://schemas.openxmlformats.org/officeDocument/2006/relationships" xmlns:m="http://schemas.openxmlformats.org/officeDocument/2006/math" xmlns:v="urn:schemas-microsoft-com:vml" xmlns:wp14="http://schemas.microsoft.com/office/word/2010/wordprocessingDrawing" xmlns:wp="http://schemas.openxmlformats.org/drawingml/2006/wordprocessingDrawing" xmlns:w10="urn:schemas-microsoft-com:office:word" xmlns:w="http://schemas.openxmlformats.org/wordprocessingml/2006/main" xmlns:w14="http://schemas.microsoft.com/office/word/2010/wordml" xmlns:w15="http://schemas.microsoft.com/office/word/2012/wordml" xmlns:w16cex="http://schemas.microsoft.com/office/word/2018/wordml/cex" xmlns:w16cid="http://schemas.microsoft.com/office/word/2016/wordml/cid" xmlns:w16="http://schemas.microsoft.com/office/word/2018/wordml" xmlns:w16du="http://schemas.microsoft.com/office/word/2023/wordml/word16du" xmlns:w16sdtdh="http://schemas.microsoft.com/office/word/2020/wordml/sdtdatahash" xmlns:w16sdtfl="http://schemas.microsoft.com/office/word/2024/wordml/sdtformatlock" xmlns:w16se="http://schemas.microsoft.com/office/word/2015/wordml/symex" xmlns:wpg="http://schemas.microsoft.com/office/word/2010/wordprocessingGroup" xmlns:wpi="http://schemas.microsoft.com/office/word/2010/wordprocessingInk" xmlns:wne="http://schemas.microsoft.com/office/word/2006/wordml" xmlns:wps="http://schemas.microsoft.com/office/word/2010/wordprocessingShape" mc:Ignorable="w14 w15 w16se w16cid w16 w16cex w16sdtdh w16sdtfl w16du wp14">
+<w:document xmlns:wpc="http://schemas.microsoft.com/office/word/2010/wordprocessingCanvas" xmlns:cx="http://schemas.microsoft.com/office/drawing/2014/chartex" xmlns:cx1="http://schemas.microsoft.com/office/drawing/2015/9/8/chartex" xmlns:cx2="http://schemas.microsoft.com/office/drawing/2015/10/21/chartex" xmlns:cx3="http://schemas.microsoft.com/office/drawing/2016/5/9/chartex" xmlns:cx4="http://schemas.microsoft.com/office/drawing/2016/5/10/chartex" xmlns:cx5="http://schemas.microsoft.com/office/drawing/2016/5/11/chartex" xmlns:cx6="http://schemas.microsoft.com/office/drawing/2016/5/12/chartex" xmlns:cx7="http://schemas.microsoft.com/office/drawing/2016/5/13/chartex" xmlns:cx8="http://schemas.microsoft.com/office/drawing/2016/5/14/chartex" xmlns:mc="http://schemas.openxmlformats.org/markup-compatibility/2006" xmlns:m="http://schemas.openxmlformats.org/officeDocument/2006/math" xmlns:aink="http://schemas.microsoft.com/office/drawing/2016/ink" xmlns:am3d="http://schemas.microsoft.com/office/drawing/2017/model3d" xmlns:oel="http://schemas.microsoft.com/office/2019/extlst" xmlns:r="http://schemas.openxmlformats.org/officeDocument/2006/relationships" xmlns:wp14="http://schemas.microsoft.com/office/word/2010/wordprocessingDrawing" xmlns:wp="http://schemas.openxmlformats.org/drawingml/2006/wordprocessingDrawing" xmlns:wpg="http://schemas.microsoft.com/office/word/2010/wordprocessingGroup" xmlns:wpi="http://schemas.microsoft.com/office/word/2010/wordprocessingInk" xmlns:wps="http://schemas.microsoft.com/office/word/2010/wordprocessingShape" xmlns:o="urn:schemas-microsoft-com:office:office" xmlns:v="urn:schemas-microsoft-com:vml" xmlns:w10="urn:schemas-microsoft-com:office:word" xmlns:w="http://schemas.openxmlformats.org/wordprocessingml/2006/main" xmlns:w14="http://schemas.microsoft.com/office/word/2010/wordml" xmlns:w15="http://schemas.microsoft.com/office/word/2012/wordml" xmlns:w16cei="http://schemas.microsoft.com/office/word/2026/wordml/cei" xmlns:w16cex="http://schemas.microsoft.com/office/word/2018/wordml/cex" xmlns:w16cid="http://schemas.microsoft.com/office/word/2016/wordml/cid" xmlns:w16="http://schemas.microsoft.com/office/word/2018/wordml" xmlns:w16sdtdh="http://schemas.microsoft.com/office/word/2020/wordml/sdtdatahash" xmlns:w16sdtfl="http://schemas.microsoft.com/office/word/2024/wordml/sdtformatlock" xmlns:w16se="http://schemas.microsoft.com/office/word/2015/wordml/symex" xmlns:w16du="http://schemas.microsoft.com/office/word/2023/wordml/word16du" xmlns:wne="http://schemas.microsoft.com/office/word/2006/wordml" mc:Ignorable="w14 w15 w16se w16cid w16 w16cex w16sdtdh w16sdtfl w16du wp14">
   <w:body>
     <w:p>
       <w:pPr>
@@ -758,218 +758,965 @@
           <w:sz w:val="16"/>
           <w:szCs w:val="16"/>
         </w:rPr>
-        <w:t xml:space="preserve">           determine the spacecraft </w:t>
+        <w:t xml:space="preserve">           determine the spacecraft trajectory; from the trajectory, Mercury's gravity field</w:t>
+      </w:r>
+    </w:p>
+    <w:p>
+      <w:pPr>
+        <w:rPr>
+          <w:rFonts w:ascii="Courier New" w:eastAsia="Arial Unicode MS" w:hAnsi="Courier New" w:cs="Courier New"/>
+          <w:sz w:val="16"/>
+          <w:szCs w:val="16"/>
+        </w:rPr>
+      </w:pPr>
+      <w:r>
+        <w:rPr>
+          <w:rFonts w:ascii="Courier New" w:eastAsia="Arial Unicode MS" w:hAnsi="Courier New" w:cs="Courier New"/>
+          <w:sz w:val="16"/>
+          <w:szCs w:val="16"/>
+        </w:rPr>
+        <w:t xml:space="preserve">           can be inferred.  Measurements of occultation times can be used to obtain the</w:t>
+      </w:r>
+    </w:p>
+    <w:p>
+      <w:pPr>
+        <w:rPr>
+          <w:rFonts w:ascii="Courier New" w:eastAsia="Arial Unicode MS" w:hAnsi="Courier New" w:cs="Courier New"/>
+          <w:sz w:val="16"/>
+          <w:szCs w:val="16"/>
+        </w:rPr>
+      </w:pPr>
+      <w:r>
+        <w:rPr>
+          <w:rFonts w:ascii="Courier New" w:eastAsia="Arial Unicode MS" w:hAnsi="Courier New" w:cs="Courier New"/>
+          <w:sz w:val="16"/>
+          <w:szCs w:val="16"/>
+        </w:rPr>
+        <w:t xml:space="preserve">           planet's radius at the occultation points, refining the planet's shape model.</w:t>
+      </w:r>
+    </w:p>
+    <w:p>
+      <w:pPr>
+        <w:rPr>
+          <w:rFonts w:ascii="Courier New" w:eastAsia="Arial Unicode MS" w:hAnsi="Courier New" w:cs="Courier New"/>
+          <w:sz w:val="16"/>
+          <w:szCs w:val="16"/>
+        </w:rPr>
+      </w:pPr>
+      <w:r>
+        <w:rPr>
+          <w:rFonts w:ascii="Courier New" w:eastAsia="Arial Unicode MS" w:hAnsi="Courier New" w:cs="Courier New"/>
+          <w:sz w:val="16"/>
+          <w:szCs w:val="16"/>
+        </w:rPr>
+        <w:t xml:space="preserve">         &lt;/description&gt;</w:t>
+      </w:r>
+    </w:p>
+    <w:p>
+      <w:pPr>
+        <w:rPr>
+          <w:rFonts w:ascii="Courier New" w:eastAsia="Arial Unicode MS" w:hAnsi="Courier New" w:cs="Courier New"/>
+          <w:sz w:val="16"/>
+          <w:szCs w:val="16"/>
+        </w:rPr>
+      </w:pPr>
+      <w:r>
+        <w:rPr>
+          <w:rFonts w:ascii="Courier New" w:eastAsia="Arial Unicode MS" w:hAnsi="Courier New" w:cs="Courier New"/>
+          <w:sz w:val="16"/>
+          <w:szCs w:val="16"/>
+        </w:rPr>
+        <w:t xml:space="preserve">     &lt;/Instrument&gt;</w:t>
+      </w:r>
+    </w:p>
+    <w:p>
+      <w:pPr>
+        <w:pStyle w:val="Heading1"/>
+      </w:pPr>
+      <w:r>
+        <w:t xml:space="preserve">Values and their </w:t>
+      </w:r>
+      <w:r>
+        <w:t>Definitions</w:t>
+      </w:r>
+    </w:p>
+    <w:p>
+      <w:r>
+        <w:t xml:space="preserve">      </w:t>
+      </w:r>
+    </w:p>
+    <w:p>
+      <w:pPr>
+        <w:pStyle w:val="ListParagraph"/>
+        <w:numPr>
+          <w:ilvl w:val="0"/>
+          <w:numId w:val="3"/>
+        </w:numPr>
+        <w:rPr>
+          <w:sz w:val="24"/>
+          <w:szCs w:val="24"/>
+        </w:rPr>
+      </w:pPr>
+      <w:r>
+        <w:rPr>
+          <w:sz w:val="24"/>
+          <w:szCs w:val="24"/>
+        </w:rPr>
+        <w:t xml:space="preserve">Accelerometer:   An accelerometer measures acceleration -- rate of change of velocity -- in its own rest frame. </w:t>
+      </w:r>
+    </w:p>
+    <w:p>
+      <w:pPr>
+        <w:pStyle w:val="ListParagraph"/>
+        <w:numPr>
+          <w:ilvl w:val="0"/>
+          <w:numId w:val="3"/>
+        </w:numPr>
+        <w:rPr>
+          <w:sz w:val="24"/>
+          <w:szCs w:val="24"/>
+        </w:rPr>
+      </w:pPr>
+      <w:r>
+        <w:rPr>
+          <w:sz w:val="24"/>
+          <w:szCs w:val="24"/>
+        </w:rPr>
+        <w:t>Altimeter:   An altimeter measures distance above a surface. (Close match with Lidar.)</w:t>
+      </w:r>
+    </w:p>
+    <w:p>
+      <w:pPr>
+        <w:pStyle w:val="ListParagraph"/>
+        <w:numPr>
+          <w:ilvl w:val="0"/>
+          <w:numId w:val="3"/>
+        </w:numPr>
+        <w:rPr>
+          <w:sz w:val="24"/>
+          <w:szCs w:val="24"/>
+        </w:rPr>
+      </w:pPr>
+      <w:r>
+        <w:rPr>
+          <w:sz w:val="24"/>
+          <w:szCs w:val="24"/>
+        </w:rPr>
+        <w:t>Atmospheric Structure Instrument:   An atmospheric structure instrument measures one or more structural properties of an atmosphere. These properties may include -- but are not limited to -- pressure, temperature, density, wind speed, and wind direction. (Close match with Meteorology. Close match with Weather Station.)</w:t>
+      </w:r>
+    </w:p>
+    <w:p>
+      <w:pPr>
+        <w:pStyle w:val="ListParagraph"/>
+        <w:numPr>
+          <w:ilvl w:val="0"/>
+          <w:numId w:val="3"/>
+        </w:numPr>
+        <w:rPr>
+          <w:sz w:val="24"/>
+          <w:szCs w:val="24"/>
+        </w:rPr>
+      </w:pPr>
+      <w:r>
+        <w:rPr>
+          <w:sz w:val="24"/>
+          <w:szCs w:val="24"/>
+        </w:rPr>
+        <w:t>Camera:   A camera is an optical instrument that captures a still image or a sequence of images on physical media. (Exact match with Imager.)</w:t>
+      </w:r>
+    </w:p>
+    <w:p>
+      <w:pPr>
+        <w:pStyle w:val="ListParagraph"/>
+        <w:numPr>
+          <w:ilvl w:val="0"/>
+          <w:numId w:val="3"/>
+        </w:numPr>
+        <w:rPr>
+          <w:sz w:val="24"/>
+          <w:szCs w:val="24"/>
+        </w:rPr>
+      </w:pPr>
+      <w:r>
+        <w:rPr>
+          <w:sz w:val="24"/>
+          <w:szCs w:val="24"/>
+        </w:rPr>
+        <w:t xml:space="preserve">Charged Particle Detector:  A charged particle detector detects and/or counts charged </w:t>
       </w:r>
       <w:proofErr w:type="gramStart"/>
       <w:r>
         <w:rPr>
-          <w:rFonts w:ascii="Courier New" w:eastAsia="Arial Unicode MS" w:hAnsi="Courier New" w:cs="Courier New"/>
-          <w:sz w:val="16"/>
-          <w:szCs w:val="16"/>
-        </w:rPr>
-        <w:t>trajectory;</w:t>
+          <w:sz w:val="24"/>
+          <w:szCs w:val="24"/>
+        </w:rPr>
+        <w:t>particles, and</w:t>
       </w:r>
       <w:proofErr w:type="gramEnd"/>
       <w:r>
         <w:rPr>
-          <w:rFonts w:ascii="Courier New" w:eastAsia="Arial Unicode MS" w:hAnsi="Courier New" w:cs="Courier New"/>
-          <w:sz w:val="16"/>
-          <w:szCs w:val="16"/>
-        </w:rPr>
-        <w:t xml:space="preserve"> from the trajectory, Mercury's gravity field</w:t>
-      </w:r>
-    </w:p>
-    <w:p>
-      <w:pPr>
-        <w:rPr>
-          <w:rFonts w:ascii="Courier New" w:eastAsia="Arial Unicode MS" w:hAnsi="Courier New" w:cs="Courier New"/>
-          <w:sz w:val="16"/>
-          <w:szCs w:val="16"/>
-        </w:rPr>
-      </w:pPr>
-      <w:r>
-        <w:rPr>
-          <w:rFonts w:ascii="Courier New" w:eastAsia="Arial Unicode MS" w:hAnsi="Courier New" w:cs="Courier New"/>
-          <w:sz w:val="16"/>
-          <w:szCs w:val="16"/>
-        </w:rPr>
-        <w:t xml:space="preserve">           can be inferred.  Measurements of occultation times can be used to obtain the</w:t>
-      </w:r>
-    </w:p>
-    <w:p>
-      <w:pPr>
-        <w:rPr>
-          <w:rFonts w:ascii="Courier New" w:eastAsia="Arial Unicode MS" w:hAnsi="Courier New" w:cs="Courier New"/>
-          <w:sz w:val="16"/>
-          <w:szCs w:val="16"/>
-        </w:rPr>
-      </w:pPr>
-      <w:r>
-        <w:rPr>
-          <w:rFonts w:ascii="Courier New" w:eastAsia="Arial Unicode MS" w:hAnsi="Courier New" w:cs="Courier New"/>
-          <w:sz w:val="16"/>
-          <w:szCs w:val="16"/>
-        </w:rPr>
-        <w:t xml:space="preserve">           planet's radius at the occultation points, refining the planet's shape model.</w:t>
-      </w:r>
-    </w:p>
-    <w:p>
-      <w:pPr>
-        <w:rPr>
-          <w:rFonts w:ascii="Courier New" w:eastAsia="Arial Unicode MS" w:hAnsi="Courier New" w:cs="Courier New"/>
-          <w:sz w:val="16"/>
-          <w:szCs w:val="16"/>
-        </w:rPr>
-      </w:pPr>
-      <w:r>
-        <w:rPr>
-          <w:rFonts w:ascii="Courier New" w:eastAsia="Arial Unicode MS" w:hAnsi="Courier New" w:cs="Courier New"/>
-          <w:sz w:val="16"/>
-          <w:szCs w:val="16"/>
-        </w:rPr>
-        <w:t xml:space="preserve">         &lt;/description&gt;</w:t>
-      </w:r>
-    </w:p>
-    <w:p>
-      <w:pPr>
-        <w:rPr>
-          <w:rFonts w:ascii="Courier New" w:eastAsia="Arial Unicode MS" w:hAnsi="Courier New" w:cs="Courier New"/>
-          <w:sz w:val="16"/>
-          <w:szCs w:val="16"/>
-        </w:rPr>
-      </w:pPr>
-      <w:r>
-        <w:rPr>
-          <w:rFonts w:ascii="Courier New" w:eastAsia="Arial Unicode MS" w:hAnsi="Courier New" w:cs="Courier New"/>
-          <w:sz w:val="16"/>
-          <w:szCs w:val="16"/>
-        </w:rPr>
-        <w:t xml:space="preserve">     &lt;/Instrument&gt;</w:t>
-      </w:r>
-    </w:p>
-    <w:p>
-      <w:pPr>
-        <w:pStyle w:val="Heading1"/>
-      </w:pPr>
-      <w:r>
-        <w:t xml:space="preserve">Values and their </w:t>
-      </w:r>
-      <w:r>
-        <w:t>Definitions</w:t>
-      </w:r>
-    </w:p>
-    <w:p>
-      <w:r>
-        <w:t xml:space="preserve">      </w:t>
-      </w:r>
-    </w:p>
-    <w:p>
-      <w:pPr>
-        <w:pStyle w:val="ListParagraph"/>
-        <w:numPr>
-          <w:ilvl w:val="0"/>
-          <w:numId w:val="3"/>
-        </w:numPr>
-        <w:rPr>
-          <w:sz w:val="24"/>
-          <w:szCs w:val="24"/>
-        </w:rPr>
-      </w:pPr>
-      <w:r>
-        <w:rPr>
-          <w:sz w:val="24"/>
-          <w:szCs w:val="24"/>
-        </w:rPr>
-        <w:t>Accelerometer</w:t>
-      </w:r>
-      <w:r>
-        <w:rPr>
-          <w:sz w:val="24"/>
-          <w:szCs w:val="24"/>
-        </w:rPr>
-        <w:t>:</w:t>
-      </w:r>
-      <w:r>
-        <w:rPr>
-          <w:sz w:val="24"/>
-          <w:szCs w:val="24"/>
-        </w:rPr>
-        <w:t xml:space="preserve">   An accelerometer measures acceleration -- rate of change of velocity -- in its own rest frame. </w:t>
-      </w:r>
-    </w:p>
-    <w:p>
-      <w:pPr>
-        <w:pStyle w:val="ListParagraph"/>
-        <w:numPr>
-          <w:ilvl w:val="0"/>
-          <w:numId w:val="3"/>
-        </w:numPr>
-        <w:rPr>
-          <w:sz w:val="24"/>
-          <w:szCs w:val="24"/>
-        </w:rPr>
-      </w:pPr>
-      <w:r>
-        <w:rPr>
-          <w:sz w:val="24"/>
-          <w:szCs w:val="24"/>
-        </w:rPr>
-        <w:t>Altimeter</w:t>
-      </w:r>
-      <w:r>
-        <w:rPr>
-          <w:sz w:val="24"/>
-          <w:szCs w:val="24"/>
-        </w:rPr>
-        <w:t>:</w:t>
-      </w:r>
-      <w:r>
-        <w:rPr>
-          <w:sz w:val="24"/>
-          <w:szCs w:val="24"/>
-        </w:rPr>
-        <w:t xml:space="preserve">   An altimeter measures distance above a surface.</w:t>
-      </w:r>
-      <w:r>
-        <w:rPr>
-          <w:sz w:val="24"/>
-          <w:szCs w:val="24"/>
-        </w:rPr>
-        <w:t xml:space="preserve"> (Close match with Lidar.)</w:t>
-      </w:r>
-    </w:p>
-    <w:p>
-      <w:pPr>
-        <w:pStyle w:val="ListParagraph"/>
-        <w:numPr>
-          <w:ilvl w:val="0"/>
-          <w:numId w:val="3"/>
-        </w:numPr>
-        <w:rPr>
-          <w:sz w:val="24"/>
-          <w:szCs w:val="24"/>
-        </w:rPr>
-      </w:pPr>
-      <w:r>
-        <w:rPr>
-          <w:sz w:val="24"/>
-          <w:szCs w:val="24"/>
-        </w:rPr>
-        <w:t>Atmospheric Structure Instrument</w:t>
-      </w:r>
-      <w:r>
-        <w:rPr>
-          <w:sz w:val="24"/>
-          <w:szCs w:val="24"/>
-        </w:rPr>
-        <w:t>:</w:t>
-      </w:r>
-      <w:r>
-        <w:rPr>
-          <w:sz w:val="24"/>
-          <w:szCs w:val="24"/>
-        </w:rPr>
-        <w:t xml:space="preserve">   An atmospheric structure instrument measures one or more structural properties of an atmosphere.</w:t>
+          <w:sz w:val="24"/>
+          <w:szCs w:val="24"/>
+        </w:rPr>
+        <w:t xml:space="preserve"> provides information about particle properties and distributions.</w:t>
+      </w:r>
+    </w:p>
+    <w:p>
+      <w:pPr>
+        <w:pStyle w:val="ListParagraph"/>
+        <w:numPr>
+          <w:ilvl w:val="0"/>
+          <w:numId w:val="3"/>
+        </w:numPr>
+        <w:rPr>
+          <w:sz w:val="24"/>
+          <w:szCs w:val="24"/>
+        </w:rPr>
+      </w:pPr>
+      <w:r>
+        <w:rPr>
+          <w:sz w:val="24"/>
+          <w:szCs w:val="24"/>
+        </w:rPr>
+        <w:t>Chemical Analyzer:  A chemical analyzer uses sensors to detect the products of reactions when samples are mixed with known reagents.</w:t>
+      </w:r>
+    </w:p>
+    <w:p>
+      <w:pPr>
+        <w:pStyle w:val="ListParagraph"/>
+        <w:numPr>
+          <w:ilvl w:val="0"/>
+          <w:numId w:val="3"/>
+        </w:numPr>
+        <w:rPr>
+          <w:sz w:val="24"/>
+          <w:szCs w:val="24"/>
+        </w:rPr>
+      </w:pPr>
+      <w:r>
+        <w:rPr>
+          <w:sz w:val="24"/>
+          <w:szCs w:val="24"/>
+        </w:rPr>
+        <w:t>Dust Analyzer:  A dust analyzer measures the size and/or energy distribution of dust particles.</w:t>
+      </w:r>
+    </w:p>
+    <w:p>
+      <w:pPr>
+        <w:pStyle w:val="ListParagraph"/>
+        <w:numPr>
+          <w:ilvl w:val="0"/>
+          <w:numId w:val="3"/>
+        </w:numPr>
+        <w:rPr>
+          <w:sz w:val="24"/>
+          <w:szCs w:val="24"/>
+        </w:rPr>
+      </w:pPr>
+      <w:r>
+        <w:rPr>
+          <w:sz w:val="24"/>
+          <w:szCs w:val="24"/>
+        </w:rPr>
+        <w:lastRenderedPageBreak/>
+        <w:t>Electric Field Instrument:  An electric field instrument measures the direction and/or strength of an electric field.</w:t>
+      </w:r>
+    </w:p>
+    <w:p>
+      <w:pPr>
+        <w:pStyle w:val="ListParagraph"/>
+        <w:numPr>
+          <w:ilvl w:val="0"/>
+          <w:numId w:val="3"/>
+        </w:numPr>
+        <w:rPr>
+          <w:sz w:val="24"/>
+          <w:szCs w:val="24"/>
+        </w:rPr>
+      </w:pPr>
+      <w:r>
+        <w:rPr>
+          <w:sz w:val="24"/>
+          <w:szCs w:val="24"/>
+        </w:rPr>
+        <w:t xml:space="preserve">Electronic Field Notebook: An electronic field notebook is a device used </w:t>
+      </w:r>
+      <w:r>
+        <w:rPr>
+          <w:sz w:val="24"/>
+          <w:szCs w:val="24"/>
+        </w:rPr>
+        <w:t>to record audio, capture handwritten notes/observations entered by crew</w:t>
+      </w:r>
+      <w:r>
+        <w:rPr>
+          <w:sz w:val="24"/>
+          <w:szCs w:val="24"/>
+        </w:rPr>
+        <w:t xml:space="preserve"> member(s)</w:t>
+      </w:r>
+      <w:r>
+        <w:rPr>
+          <w:sz w:val="24"/>
+          <w:szCs w:val="24"/>
+        </w:rPr>
+        <w:t>, relay imagery, and</w:t>
+      </w:r>
+      <w:r>
+        <w:rPr>
+          <w:sz w:val="24"/>
+          <w:szCs w:val="24"/>
+        </w:rPr>
+        <w:t xml:space="preserve"> possibly other functions.</w:t>
+      </w:r>
+    </w:p>
+    <w:p>
+      <w:pPr>
+        <w:pStyle w:val="ListParagraph"/>
+        <w:numPr>
+          <w:ilvl w:val="0"/>
+          <w:numId w:val="3"/>
+        </w:numPr>
+        <w:rPr>
+          <w:sz w:val="24"/>
+          <w:szCs w:val="24"/>
+        </w:rPr>
+      </w:pPr>
+      <w:r>
+        <w:rPr>
+          <w:sz w:val="24"/>
+          <w:szCs w:val="24"/>
+        </w:rPr>
+        <w:t>Gamma Ray Detector:  A gamma ray detector is an instrument that detects gamma rays.</w:t>
+      </w:r>
+    </w:p>
+    <w:p>
+      <w:pPr>
+        <w:pStyle w:val="ListParagraph"/>
+        <w:numPr>
+          <w:ilvl w:val="0"/>
+          <w:numId w:val="3"/>
+        </w:numPr>
+        <w:rPr>
+          <w:sz w:val="24"/>
+          <w:szCs w:val="24"/>
+        </w:rPr>
+      </w:pPr>
+      <w:r>
+        <w:rPr>
+          <w:sz w:val="24"/>
+          <w:szCs w:val="24"/>
+        </w:rPr>
+        <w:t>Gas Analyzer:  A gas analyzer measures the concentration of one or more species in a mixture of neutral gases.</w:t>
+      </w:r>
+    </w:p>
+    <w:p>
+      <w:pPr>
+        <w:pStyle w:val="ListParagraph"/>
+        <w:numPr>
+          <w:ilvl w:val="0"/>
+          <w:numId w:val="3"/>
+        </w:numPr>
+        <w:rPr>
+          <w:sz w:val="24"/>
+          <w:szCs w:val="24"/>
+        </w:rPr>
+      </w:pPr>
+      <w:r>
+        <w:rPr>
+          <w:sz w:val="24"/>
+          <w:szCs w:val="24"/>
+        </w:rPr>
+        <w:t>Gravimeter:  A gravimeter measures gravitational acceleration.</w:t>
+      </w:r>
+    </w:p>
+    <w:p>
+      <w:pPr>
+        <w:pStyle w:val="ListParagraph"/>
+        <w:numPr>
+          <w:ilvl w:val="0"/>
+          <w:numId w:val="3"/>
+        </w:numPr>
+        <w:rPr>
+          <w:sz w:val="24"/>
+          <w:szCs w:val="24"/>
+        </w:rPr>
+      </w:pPr>
+      <w:r>
+        <w:rPr>
+          <w:sz w:val="24"/>
+          <w:szCs w:val="24"/>
+        </w:rPr>
+        <w:t>Imager: An imager detects and converts information into a digital image. (Exact match with Camera).</w:t>
+      </w:r>
+    </w:p>
+    <w:p>
+      <w:pPr>
+        <w:pStyle w:val="ListParagraph"/>
+        <w:numPr>
+          <w:ilvl w:val="0"/>
+          <w:numId w:val="3"/>
+        </w:numPr>
+        <w:rPr>
+          <w:sz w:val="24"/>
+          <w:szCs w:val="24"/>
+        </w:rPr>
+      </w:pPr>
+      <w:r>
+        <w:rPr>
+          <w:sz w:val="24"/>
+          <w:szCs w:val="24"/>
+        </w:rPr>
+        <w:t xml:space="preserve">Imaging Spectrometer: An imaging spectrometer acquires a </w:t>
+      </w:r>
+      <w:proofErr w:type="gramStart"/>
+      <w:r>
+        <w:rPr>
+          <w:sz w:val="24"/>
+          <w:szCs w:val="24"/>
+        </w:rPr>
+        <w:t>spectrally-resolved</w:t>
+      </w:r>
+      <w:proofErr w:type="gramEnd"/>
+      <w:r>
+        <w:rPr>
+          <w:sz w:val="24"/>
+          <w:szCs w:val="24"/>
+        </w:rPr>
+        <w:t xml:space="preserve"> image of an object or scene. Two axes of the image correspond to orthogonal spatial dimensions and the third corresponds to wavelength.</w:t>
+      </w:r>
+    </w:p>
+    <w:p>
+      <w:pPr>
+        <w:pStyle w:val="ListParagraph"/>
+        <w:numPr>
+          <w:ilvl w:val="0"/>
+          <w:numId w:val="3"/>
+        </w:numPr>
+        <w:rPr>
+          <w:sz w:val="24"/>
+          <w:szCs w:val="24"/>
+        </w:rPr>
+      </w:pPr>
+      <w:r>
+        <w:rPr>
+          <w:sz w:val="24"/>
+          <w:szCs w:val="24"/>
+        </w:rPr>
+        <w:t>Interferometer: An interferometer superposes waves such that constructive and destructive interference results in patterns that can be interpreted as very small displacements at the signal source.</w:t>
+      </w:r>
+    </w:p>
+    <w:p>
+      <w:pPr>
+        <w:pStyle w:val="ListParagraph"/>
+        <w:numPr>
+          <w:ilvl w:val="0"/>
+          <w:numId w:val="3"/>
+        </w:numPr>
+        <w:rPr>
+          <w:sz w:val="24"/>
+          <w:szCs w:val="24"/>
+        </w:rPr>
+      </w:pPr>
+      <w:r>
+        <w:rPr>
+          <w:sz w:val="24"/>
+          <w:szCs w:val="24"/>
+        </w:rPr>
+        <w:t>Langmuir Probe:  A Langmuir probe consists of one or more electrodes used to determine in-situ plasma properties such as density and temperature from the measured potentials and currents.</w:t>
+      </w:r>
+    </w:p>
+    <w:p>
+      <w:pPr>
+        <w:pStyle w:val="ListParagraph"/>
+        <w:numPr>
+          <w:ilvl w:val="0"/>
+          <w:numId w:val="3"/>
+        </w:numPr>
+        <w:rPr>
+          <w:sz w:val="24"/>
+          <w:szCs w:val="24"/>
+        </w:rPr>
+      </w:pPr>
+      <w:r>
+        <w:rPr>
+          <w:sz w:val="24"/>
+          <w:szCs w:val="24"/>
+        </w:rPr>
+        <w:t xml:space="preserve">Lidar:  A lidar measures distance to a target by illuminating it with a pulsed laser and measuring the time delay of the reflected signal. (Close match with Altimeter.) </w:t>
+      </w:r>
+    </w:p>
+    <w:p>
+      <w:pPr>
+        <w:pStyle w:val="ListParagraph"/>
+        <w:numPr>
+          <w:ilvl w:val="0"/>
+          <w:numId w:val="3"/>
+        </w:numPr>
+        <w:rPr>
+          <w:sz w:val="24"/>
+          <w:szCs w:val="24"/>
+        </w:rPr>
+      </w:pPr>
+      <w:r>
+        <w:rPr>
+          <w:sz w:val="24"/>
+          <w:szCs w:val="24"/>
+        </w:rPr>
+        <w:t>Magnetometer:  A magnetometer measures the direction and/or strength of a magnetic field.</w:t>
+      </w:r>
+    </w:p>
+    <w:p>
+      <w:pPr>
+        <w:pStyle w:val="ListParagraph"/>
+        <w:numPr>
+          <w:ilvl w:val="0"/>
+          <w:numId w:val="3"/>
+        </w:numPr>
+        <w:rPr>
+          <w:sz w:val="24"/>
+          <w:szCs w:val="24"/>
+        </w:rPr>
+      </w:pPr>
+      <w:r>
+        <w:rPr>
+          <w:sz w:val="24"/>
+          <w:szCs w:val="24"/>
+        </w:rPr>
+        <w:t>Mass Spectrometer:  A mass spectrometer sorts and counts atoms, ions, and/or molecules based on their masses.</w:t>
+      </w:r>
+    </w:p>
+    <w:p>
+      <w:pPr>
+        <w:pStyle w:val="ListParagraph"/>
+        <w:numPr>
+          <w:ilvl w:val="0"/>
+          <w:numId w:val="3"/>
+        </w:numPr>
+        <w:rPr>
+          <w:sz w:val="24"/>
+          <w:szCs w:val="24"/>
+        </w:rPr>
+      </w:pPr>
+      <w:r>
+        <w:rPr>
+          <w:sz w:val="24"/>
+          <w:szCs w:val="24"/>
+        </w:rPr>
+        <w:t xml:space="preserve">Mechanical Properties Instrument: </w:t>
+      </w:r>
+      <w:r>
+        <w:rPr>
+          <w:sz w:val="24"/>
+          <w:szCs w:val="24"/>
+        </w:rPr>
+        <w:t xml:space="preserve">A </w:t>
+      </w:r>
+      <w:r>
+        <w:rPr>
+          <w:sz w:val="24"/>
+          <w:szCs w:val="24"/>
+        </w:rPr>
+        <w:t>m</w:t>
+      </w:r>
+      <w:r>
+        <w:rPr>
+          <w:sz w:val="24"/>
+          <w:szCs w:val="24"/>
+        </w:rPr>
+        <w:t xml:space="preserve">echanical </w:t>
+      </w:r>
+      <w:r>
+        <w:rPr>
+          <w:sz w:val="24"/>
+          <w:szCs w:val="24"/>
+        </w:rPr>
+        <w:t>p</w:t>
+      </w:r>
+      <w:r>
+        <w:rPr>
+          <w:sz w:val="24"/>
+          <w:szCs w:val="24"/>
+        </w:rPr>
+        <w:t xml:space="preserve">roperties </w:t>
+      </w:r>
+      <w:r>
+        <w:rPr>
+          <w:sz w:val="24"/>
+          <w:szCs w:val="24"/>
+        </w:rPr>
+        <w:t>i</w:t>
+      </w:r>
+      <w:r>
+        <w:rPr>
+          <w:sz w:val="24"/>
+          <w:szCs w:val="24"/>
+        </w:rPr>
+        <w:t>nstrument measures the reaction of a sample to an applied load, quantifying properties such as strength, stiffness, ductility, hardness, fracture toughness, and/or friability.</w:t>
+      </w:r>
+    </w:p>
+    <w:p>
+      <w:pPr>
+        <w:pStyle w:val="ListParagraph"/>
+        <w:numPr>
+          <w:ilvl w:val="0"/>
+          <w:numId w:val="3"/>
+        </w:numPr>
+        <w:rPr>
+          <w:sz w:val="24"/>
+          <w:szCs w:val="24"/>
+        </w:rPr>
+      </w:pPr>
+      <w:r>
+        <w:rPr>
+          <w:sz w:val="24"/>
+          <w:szCs w:val="24"/>
+        </w:rPr>
+        <w:t>Meteorology: A meteorology instrument measures in situ meteorological conditions. These may include -- but are not limited to -- pressure, temperature, wind speed, and wind direction. (Exact match with Weather Station and Close match with Atmospheric Structure Instrument.)</w:t>
+      </w:r>
+    </w:p>
+    <w:p>
+      <w:pPr>
+        <w:pStyle w:val="ListParagraph"/>
+        <w:numPr>
+          <w:ilvl w:val="0"/>
+          <w:numId w:val="3"/>
+        </w:numPr>
+        <w:rPr>
+          <w:sz w:val="24"/>
+          <w:szCs w:val="24"/>
+        </w:rPr>
+      </w:pPr>
+      <w:r>
+        <w:rPr>
+          <w:sz w:val="24"/>
+          <w:szCs w:val="24"/>
+        </w:rPr>
+        <w:t>Microphone:  A microphone converts sound waves into electrical signals.</w:t>
+      </w:r>
+    </w:p>
+    <w:p>
+      <w:pPr>
+        <w:pStyle w:val="ListParagraph"/>
+        <w:numPr>
+          <w:ilvl w:val="0"/>
+          <w:numId w:val="3"/>
+        </w:numPr>
+        <w:rPr>
+          <w:sz w:val="24"/>
+          <w:szCs w:val="24"/>
+        </w:rPr>
+      </w:pPr>
+      <w:r>
+        <w:rPr>
+          <w:sz w:val="24"/>
+          <w:szCs w:val="24"/>
+        </w:rPr>
+        <w:t>Microscope:  A microscope magnifies objects that are too small to be seen with the naked eye.</w:t>
+      </w:r>
+    </w:p>
+    <w:p>
+      <w:pPr>
+        <w:pStyle w:val="ListParagraph"/>
+        <w:numPr>
+          <w:ilvl w:val="0"/>
+          <w:numId w:val="3"/>
+        </w:numPr>
+        <w:rPr>
+          <w:sz w:val="24"/>
+          <w:szCs w:val="24"/>
+        </w:rPr>
+      </w:pPr>
+      <w:r>
+        <w:rPr>
+          <w:sz w:val="24"/>
+          <w:szCs w:val="24"/>
+        </w:rPr>
+        <w:t>Mutual Impedance Probe:  A mutual impedance probe measures in situ bulk plasma properties at radio frequencies.</w:t>
+      </w:r>
+    </w:p>
+    <w:p>
+      <w:pPr>
+        <w:pStyle w:val="ListParagraph"/>
+        <w:numPr>
+          <w:ilvl w:val="0"/>
+          <w:numId w:val="3"/>
+        </w:numPr>
+        <w:rPr>
+          <w:sz w:val="24"/>
+          <w:szCs w:val="24"/>
+        </w:rPr>
+      </w:pPr>
+      <w:r>
+        <w:rPr>
+          <w:sz w:val="24"/>
+          <w:szCs w:val="24"/>
+        </w:rPr>
+        <w:t>Nephelometer:  A nephelometer measures the concentration of suspended (cloud) particulates.</w:t>
+      </w:r>
+    </w:p>
+    <w:p>
+      <w:pPr>
+        <w:pStyle w:val="ListParagraph"/>
+        <w:numPr>
+          <w:ilvl w:val="0"/>
+          <w:numId w:val="3"/>
+        </w:numPr>
+        <w:rPr>
+          <w:sz w:val="24"/>
+          <w:szCs w:val="24"/>
+        </w:rPr>
+      </w:pPr>
+      <w:r>
+        <w:rPr>
+          <w:sz w:val="24"/>
+          <w:szCs w:val="24"/>
+        </w:rPr>
+        <w:lastRenderedPageBreak/>
+        <w:t xml:space="preserve">Neutral Particle Detector:  A neutral particle detector detects and/or counts neutral </w:t>
+      </w:r>
+      <w:proofErr w:type="gramStart"/>
+      <w:r>
+        <w:rPr>
+          <w:sz w:val="24"/>
+          <w:szCs w:val="24"/>
+        </w:rPr>
+        <w:t>particles, and</w:t>
+      </w:r>
+      <w:proofErr w:type="gramEnd"/>
+      <w:r>
+        <w:rPr>
+          <w:sz w:val="24"/>
+          <w:szCs w:val="24"/>
+        </w:rPr>
+        <w:t xml:space="preserve"> provides information about particle properties and distributions.</w:t>
+      </w:r>
+    </w:p>
+    <w:p>
+      <w:pPr>
+        <w:pStyle w:val="ListParagraph"/>
+        <w:numPr>
+          <w:ilvl w:val="0"/>
+          <w:numId w:val="3"/>
+        </w:numPr>
+        <w:rPr>
+          <w:sz w:val="24"/>
+          <w:szCs w:val="24"/>
+        </w:rPr>
+      </w:pPr>
+      <w:r>
+        <w:rPr>
+          <w:sz w:val="24"/>
+          <w:szCs w:val="24"/>
+        </w:rPr>
+        <w:t>Neutron Detector:  A neutron detector detects and/or counts neutrons.</w:t>
+      </w:r>
+    </w:p>
+    <w:p>
+      <w:pPr>
+        <w:pStyle w:val="ListParagraph"/>
+        <w:numPr>
+          <w:ilvl w:val="0"/>
+          <w:numId w:val="3"/>
+        </w:numPr>
+        <w:rPr>
+          <w:sz w:val="24"/>
+          <w:szCs w:val="24"/>
+        </w:rPr>
+      </w:pPr>
+      <w:r>
+        <w:rPr>
+          <w:sz w:val="24"/>
+          <w:szCs w:val="24"/>
+        </w:rPr>
+        <w:t>Photometer: A photometer is an instrument that measures the brightness of light without spatial or spectral resolution.</w:t>
+      </w:r>
+    </w:p>
+    <w:p>
+      <w:pPr>
+        <w:pStyle w:val="ListParagraph"/>
+        <w:numPr>
+          <w:ilvl w:val="0"/>
+          <w:numId w:val="3"/>
+        </w:numPr>
+        <w:rPr>
+          <w:sz w:val="24"/>
+          <w:szCs w:val="24"/>
+        </w:rPr>
+      </w:pPr>
+      <w:r>
+        <w:rPr>
+          <w:sz w:val="24"/>
+          <w:szCs w:val="24"/>
+        </w:rPr>
+        <w:t>Plasma Wave Receiver:  A plasma wave receiver detects waves in the local plasma medium using electric or magnetic antennas.</w:t>
+      </w:r>
+    </w:p>
+    <w:p>
+      <w:pPr>
+        <w:pStyle w:val="ListParagraph"/>
+        <w:numPr>
+          <w:ilvl w:val="0"/>
+          <w:numId w:val="3"/>
+        </w:numPr>
+        <w:rPr>
+          <w:sz w:val="24"/>
+          <w:szCs w:val="24"/>
+        </w:rPr>
+      </w:pPr>
+      <w:r>
+        <w:rPr>
+          <w:sz w:val="24"/>
+          <w:szCs w:val="24"/>
+        </w:rPr>
+        <w:t>Polarimeter: A polarimeter measures the polarization of an electromagnetic wave.</w:t>
+      </w:r>
+    </w:p>
+    <w:p>
+      <w:pPr>
+        <w:pStyle w:val="ListParagraph"/>
+        <w:numPr>
+          <w:ilvl w:val="0"/>
+          <w:numId w:val="3"/>
+        </w:numPr>
+        <w:rPr>
+          <w:sz w:val="24"/>
+          <w:szCs w:val="24"/>
+        </w:rPr>
+      </w:pPr>
+      <w:r>
+        <w:rPr>
+          <w:sz w:val="24"/>
+          <w:szCs w:val="24"/>
+        </w:rPr>
+        <w:t>Precision Scale: A precision scale is a device used to measure the mass of a sample.</w:t>
+      </w:r>
+    </w:p>
+    <w:p>
+      <w:pPr>
+        <w:pStyle w:val="ListParagraph"/>
+        <w:numPr>
+          <w:ilvl w:val="0"/>
+          <w:numId w:val="3"/>
+        </w:numPr>
+        <w:rPr>
+          <w:sz w:val="24"/>
+          <w:szCs w:val="24"/>
+        </w:rPr>
+      </w:pPr>
+      <w:r>
+        <w:rPr>
+          <w:sz w:val="24"/>
+          <w:szCs w:val="24"/>
+        </w:rPr>
+        <w:t>Radar: A radar transmits an electromagnetic wave, then measures amplitude, time delay, frequency shift, phase shift, and/or polarization of the echo from a distant target.</w:t>
+      </w:r>
+    </w:p>
+    <w:p>
+      <w:pPr>
+        <w:pStyle w:val="ListParagraph"/>
+        <w:numPr>
+          <w:ilvl w:val="0"/>
+          <w:numId w:val="3"/>
+        </w:numPr>
+        <w:rPr>
+          <w:sz w:val="24"/>
+          <w:szCs w:val="24"/>
+        </w:rPr>
+      </w:pPr>
+      <w:r>
+        <w:rPr>
+          <w:sz w:val="24"/>
+          <w:szCs w:val="24"/>
+        </w:rPr>
+        <w:t>Radio Receiver: A radio receiver detects the information in propagating electromagnetic waves collected by an antenna.</w:t>
+      </w:r>
+    </w:p>
+    <w:p>
+      <w:pPr>
+        <w:pStyle w:val="ListParagraph"/>
+        <w:numPr>
+          <w:ilvl w:val="0"/>
+          <w:numId w:val="3"/>
+        </w:numPr>
+        <w:rPr>
+          <w:sz w:val="24"/>
+          <w:szCs w:val="24"/>
+        </w:rPr>
+      </w:pPr>
+      <w:r>
+        <w:rPr>
+          <w:sz w:val="24"/>
+          <w:szCs w:val="24"/>
+        </w:rPr>
+        <w:t>Radio Science: Radio science is the use of active and/or passive electromagnetic waves to probe the environment.</w:t>
+      </w:r>
+    </w:p>
+    <w:p>
+      <w:pPr>
+        <w:pStyle w:val="ListParagraph"/>
+        <w:numPr>
+          <w:ilvl w:val="0"/>
+          <w:numId w:val="3"/>
+        </w:numPr>
+        <w:rPr>
+          <w:sz w:val="24"/>
+          <w:szCs w:val="24"/>
+        </w:rPr>
+      </w:pPr>
+      <w:r>
+        <w:rPr>
+          <w:sz w:val="24"/>
+          <w:szCs w:val="24"/>
+        </w:rPr>
+        <w:t xml:space="preserve">Radiometer:  A radiometer measures radiant flux (power) of electromagnetic radiation. </w:t>
+      </w:r>
+    </w:p>
+    <w:p>
+      <w:pPr>
+        <w:pStyle w:val="ListParagraph"/>
+        <w:numPr>
+          <w:ilvl w:val="0"/>
+          <w:numId w:val="3"/>
+        </w:numPr>
+        <w:rPr>
+          <w:sz w:val="24"/>
+          <w:szCs w:val="24"/>
+        </w:rPr>
+      </w:pPr>
+      <w:r>
+        <w:rPr>
+          <w:sz w:val="24"/>
+          <w:szCs w:val="24"/>
+        </w:rPr>
+        <w:t>Relaxation Sounder: A relaxation sounder determines the properties of a plasma by actively probing at radio frequencies at and near the plasma frequency</w:t>
+      </w:r>
+      <w:r>
+        <w:rPr>
+          <w:sz w:val="24"/>
+          <w:szCs w:val="24"/>
+        </w:rPr>
+        <w:t>.</w:t>
+      </w:r>
+    </w:p>
+    <w:p>
+      <w:pPr>
+        <w:pStyle w:val="ListParagraph"/>
+        <w:numPr>
+          <w:ilvl w:val="0"/>
+          <w:numId w:val="3"/>
+        </w:numPr>
+        <w:rPr>
+          <w:sz w:val="24"/>
+          <w:szCs w:val="24"/>
+        </w:rPr>
+      </w:pPr>
+      <w:r>
+        <w:rPr>
+          <w:sz w:val="24"/>
+          <w:szCs w:val="24"/>
+        </w:rPr>
+        <w:t>Retroreflector Array:</w:t>
       </w:r>
       <w:r>
         <w:rPr>
@@ -983,112 +1730,34 @@
           <w:sz w:val="24"/>
           <w:szCs w:val="24"/>
         </w:rPr>
-        <w:t>These properties may include -- but are not limited to -- pressure, temperature, density, wind speed, and wind direction.</w:t>
-      </w:r>
-      <w:r>
-        <w:rPr>
-          <w:sz w:val="24"/>
-          <w:szCs w:val="24"/>
-        </w:rPr>
-        <w:t xml:space="preserve"> (Close match with Meteorology. Close match with Weather Station.)</w:t>
-      </w:r>
-    </w:p>
-    <w:p>
-      <w:pPr>
-        <w:pStyle w:val="ListParagraph"/>
-        <w:numPr>
-          <w:ilvl w:val="0"/>
-          <w:numId w:val="3"/>
-        </w:numPr>
-        <w:rPr>
-          <w:sz w:val="24"/>
-          <w:szCs w:val="24"/>
-        </w:rPr>
-      </w:pPr>
-      <w:r>
-        <w:rPr>
-          <w:sz w:val="24"/>
-          <w:szCs w:val="24"/>
-        </w:rPr>
-        <w:t>Camera</w:t>
-      </w:r>
-      <w:r>
-        <w:rPr>
-          <w:sz w:val="24"/>
-          <w:szCs w:val="24"/>
-        </w:rPr>
-        <w:t>:</w:t>
-      </w:r>
-      <w:r>
-        <w:rPr>
-          <w:sz w:val="24"/>
-          <w:szCs w:val="24"/>
-        </w:rPr>
-        <w:t xml:space="preserve">   A camera is an optical instrument that captures a still image or a sequence of images on physical media. (</w:t>
-      </w:r>
-      <w:r>
-        <w:rPr>
-          <w:sz w:val="24"/>
-          <w:szCs w:val="24"/>
-        </w:rPr>
-        <w:t>Exact match</w:t>
-      </w:r>
-      <w:r>
-        <w:rPr>
-          <w:sz w:val="24"/>
-          <w:szCs w:val="24"/>
-        </w:rPr>
-        <w:t xml:space="preserve"> with Imager.)</w:t>
-      </w:r>
-    </w:p>
-    <w:p>
-      <w:pPr>
-        <w:pStyle w:val="ListParagraph"/>
-        <w:numPr>
-          <w:ilvl w:val="0"/>
-          <w:numId w:val="3"/>
-        </w:numPr>
-        <w:rPr>
-          <w:sz w:val="24"/>
-          <w:szCs w:val="24"/>
-        </w:rPr>
-      </w:pPr>
-      <w:r>
-        <w:rPr>
-          <w:sz w:val="24"/>
-          <w:szCs w:val="24"/>
-        </w:rPr>
-        <w:t>Charged Particle Detector</w:t>
-      </w:r>
-      <w:r>
-        <w:rPr>
-          <w:sz w:val="24"/>
-          <w:szCs w:val="24"/>
-        </w:rPr>
-        <w:t>:</w:t>
-      </w:r>
-      <w:r>
-        <w:rPr>
-          <w:sz w:val="24"/>
-          <w:szCs w:val="24"/>
-        </w:rPr>
-        <w:t xml:space="preserve">  A charged particle detector detects and/or counts charged </w:t>
-      </w:r>
-      <w:proofErr w:type="gramStart"/>
-      <w:r>
-        <w:rPr>
-          <w:sz w:val="24"/>
-          <w:szCs w:val="24"/>
-        </w:rPr>
-        <w:t>particles, and</w:t>
-      </w:r>
-      <w:proofErr w:type="gramEnd"/>
-      <w:r>
-        <w:rPr>
-          <w:sz w:val="24"/>
-          <w:szCs w:val="24"/>
-        </w:rPr>
-        <w:t xml:space="preserve"> provides information</w:t>
+        <w:t>A retroreflector array consists of multiple objects that reflect light back towards its source</w:t>
+      </w:r>
+      <w:r>
+        <w:rPr>
+          <w:sz w:val="24"/>
+          <w:szCs w:val="24"/>
+        </w:rPr>
+        <w:t>.</w:t>
+      </w:r>
+    </w:p>
+    <w:p>
+      <w:pPr>
+        <w:pStyle w:val="ListParagraph"/>
+        <w:numPr>
+          <w:ilvl w:val="0"/>
+          <w:numId w:val="3"/>
+        </w:numPr>
+        <w:rPr>
+          <w:sz w:val="24"/>
+          <w:szCs w:val="24"/>
+        </w:rPr>
+      </w:pPr>
+      <w:r>
+        <w:rPr>
+          <w:sz w:val="24"/>
+          <w:szCs w:val="24"/>
+        </w:rPr>
+        <w:t>Seismometer:  A seismometer measures ground motions such as might be caused by earthquakes, volcanic eruptions,</w:t>
       </w:r>
       <w:r>
         <w:rPr>
@@ -1102,367 +1771,27 @@
           <w:sz w:val="24"/>
           <w:szCs w:val="24"/>
         </w:rPr>
-        <w:t>about particle properties and distributions.</w:t>
-      </w:r>
-    </w:p>
-    <w:p>
-      <w:pPr>
-        <w:pStyle w:val="ListParagraph"/>
-        <w:numPr>
-          <w:ilvl w:val="0"/>
-          <w:numId w:val="3"/>
-        </w:numPr>
-        <w:rPr>
-          <w:sz w:val="24"/>
-          <w:szCs w:val="24"/>
-        </w:rPr>
-      </w:pPr>
-      <w:r>
-        <w:rPr>
-          <w:sz w:val="24"/>
-          <w:szCs w:val="24"/>
-        </w:rPr>
-        <w:t>Chemical Analyzer</w:t>
-      </w:r>
-      <w:r>
-        <w:rPr>
-          <w:sz w:val="24"/>
-          <w:szCs w:val="24"/>
-        </w:rPr>
-        <w:t>:</w:t>
-      </w:r>
-      <w:r>
-        <w:rPr>
-          <w:sz w:val="24"/>
-          <w:szCs w:val="24"/>
-        </w:rPr>
-        <w:t xml:space="preserve">  A chemical analyzer uses sensors to detect the products of reactions when samples are mixed with known reagents.</w:t>
-      </w:r>
-    </w:p>
-    <w:p>
-      <w:pPr>
-        <w:pStyle w:val="ListParagraph"/>
-        <w:numPr>
-          <w:ilvl w:val="0"/>
-          <w:numId w:val="3"/>
-        </w:numPr>
-        <w:rPr>
-          <w:sz w:val="24"/>
-          <w:szCs w:val="24"/>
-        </w:rPr>
-      </w:pPr>
-      <w:r>
-        <w:rPr>
-          <w:sz w:val="24"/>
-          <w:szCs w:val="24"/>
-        </w:rPr>
-        <w:t>Dust Analyzer</w:t>
-      </w:r>
-      <w:r>
-        <w:rPr>
-          <w:sz w:val="24"/>
-          <w:szCs w:val="24"/>
-        </w:rPr>
-        <w:t>:</w:t>
-      </w:r>
-      <w:r>
-        <w:rPr>
-          <w:sz w:val="24"/>
-          <w:szCs w:val="24"/>
-        </w:rPr>
-        <w:t xml:space="preserve">  A dust analyzer measures the size and/or energy distribution of dust particles.</w:t>
-      </w:r>
-    </w:p>
-    <w:p>
-      <w:pPr>
-        <w:pStyle w:val="ListParagraph"/>
-        <w:numPr>
-          <w:ilvl w:val="0"/>
-          <w:numId w:val="3"/>
-        </w:numPr>
-        <w:rPr>
-          <w:sz w:val="24"/>
-          <w:szCs w:val="24"/>
-        </w:rPr>
-      </w:pPr>
-      <w:r>
-        <w:rPr>
-          <w:sz w:val="24"/>
-          <w:szCs w:val="24"/>
-        </w:rPr>
-        <w:lastRenderedPageBreak/>
-        <w:t>Electric Field Instrument</w:t>
-      </w:r>
-      <w:r>
-        <w:rPr>
-          <w:sz w:val="24"/>
-          <w:szCs w:val="24"/>
-        </w:rPr>
-        <w:t>:</w:t>
-      </w:r>
-      <w:r>
-        <w:rPr>
-          <w:sz w:val="24"/>
-          <w:szCs w:val="24"/>
-        </w:rPr>
-        <w:t xml:space="preserve">  An electric field instrument measures the direction and/or strength of an electric field.</w:t>
-      </w:r>
-    </w:p>
-    <w:p>
-      <w:pPr>
-        <w:pStyle w:val="ListParagraph"/>
-        <w:numPr>
-          <w:ilvl w:val="0"/>
-          <w:numId w:val="3"/>
-        </w:numPr>
-        <w:rPr>
-          <w:sz w:val="24"/>
-          <w:szCs w:val="24"/>
-        </w:rPr>
-      </w:pPr>
-      <w:r>
-        <w:rPr>
-          <w:sz w:val="24"/>
-          <w:szCs w:val="24"/>
-        </w:rPr>
-        <w:t>Gamma Ray Detector</w:t>
-      </w:r>
-      <w:r>
-        <w:rPr>
-          <w:sz w:val="24"/>
-          <w:szCs w:val="24"/>
-        </w:rPr>
-        <w:t>:</w:t>
-      </w:r>
-      <w:r>
-        <w:rPr>
-          <w:sz w:val="24"/>
-          <w:szCs w:val="24"/>
-        </w:rPr>
-        <w:t xml:space="preserve">  A gamma ray detector is an instrument that detects gamma rays.</w:t>
-      </w:r>
-    </w:p>
-    <w:p>
-      <w:pPr>
-        <w:pStyle w:val="ListParagraph"/>
-        <w:numPr>
-          <w:ilvl w:val="0"/>
-          <w:numId w:val="3"/>
-        </w:numPr>
-        <w:rPr>
-          <w:sz w:val="24"/>
-          <w:szCs w:val="24"/>
-        </w:rPr>
-      </w:pPr>
-      <w:r>
-        <w:rPr>
-          <w:sz w:val="24"/>
-          <w:szCs w:val="24"/>
-        </w:rPr>
-        <w:t>Gas Analyzer</w:t>
-      </w:r>
-      <w:r>
-        <w:rPr>
-          <w:sz w:val="24"/>
-          <w:szCs w:val="24"/>
-        </w:rPr>
-        <w:t>:</w:t>
-      </w:r>
-      <w:r>
-        <w:rPr>
-          <w:sz w:val="24"/>
-          <w:szCs w:val="24"/>
-        </w:rPr>
-        <w:t xml:space="preserve">  A gas analyzer measures the concentration of one or more species in a mixture of neutral gases.</w:t>
-      </w:r>
-    </w:p>
-    <w:p>
-      <w:pPr>
-        <w:pStyle w:val="ListParagraph"/>
-        <w:numPr>
-          <w:ilvl w:val="0"/>
-          <w:numId w:val="3"/>
-        </w:numPr>
-        <w:rPr>
-          <w:sz w:val="24"/>
-          <w:szCs w:val="24"/>
-        </w:rPr>
-      </w:pPr>
-      <w:r>
-        <w:rPr>
-          <w:sz w:val="24"/>
-          <w:szCs w:val="24"/>
-        </w:rPr>
-        <w:t>Gravimeter</w:t>
-      </w:r>
-      <w:r>
-        <w:rPr>
-          <w:sz w:val="24"/>
-          <w:szCs w:val="24"/>
-        </w:rPr>
-        <w:t>:</w:t>
-      </w:r>
-      <w:r>
-        <w:rPr>
-          <w:sz w:val="24"/>
-          <w:szCs w:val="24"/>
-        </w:rPr>
-        <w:t xml:space="preserve">  A gravimeter measures gravitational acceleration.</w:t>
-      </w:r>
-    </w:p>
-    <w:p>
-      <w:pPr>
-        <w:pStyle w:val="ListParagraph"/>
-        <w:numPr>
-          <w:ilvl w:val="0"/>
-          <w:numId w:val="3"/>
-        </w:numPr>
-        <w:rPr>
-          <w:sz w:val="24"/>
-          <w:szCs w:val="24"/>
-        </w:rPr>
-      </w:pPr>
-      <w:r>
-        <w:rPr>
-          <w:sz w:val="24"/>
-          <w:szCs w:val="24"/>
-        </w:rPr>
-        <w:t>Imager</w:t>
-      </w:r>
-      <w:r>
-        <w:rPr>
-          <w:sz w:val="24"/>
-          <w:szCs w:val="24"/>
-        </w:rPr>
-        <w:t>:</w:t>
-      </w:r>
-      <w:r>
-        <w:rPr>
-          <w:sz w:val="24"/>
-          <w:szCs w:val="24"/>
-        </w:rPr>
-        <w:t xml:space="preserve"> An imager detects and converts information into a digital image. (</w:t>
-      </w:r>
-      <w:r>
-        <w:rPr>
-          <w:sz w:val="24"/>
-          <w:szCs w:val="24"/>
-        </w:rPr>
-        <w:t>Exact match</w:t>
-      </w:r>
-      <w:r>
-        <w:rPr>
-          <w:sz w:val="24"/>
-          <w:szCs w:val="24"/>
-        </w:rPr>
-        <w:t xml:space="preserve"> with Camera).</w:t>
-      </w:r>
-    </w:p>
-    <w:p>
-      <w:pPr>
-        <w:pStyle w:val="ListParagraph"/>
-        <w:numPr>
-          <w:ilvl w:val="0"/>
-          <w:numId w:val="3"/>
-        </w:numPr>
-        <w:rPr>
-          <w:sz w:val="24"/>
-          <w:szCs w:val="24"/>
-        </w:rPr>
-      </w:pPr>
-      <w:r>
-        <w:rPr>
-          <w:sz w:val="24"/>
-          <w:szCs w:val="24"/>
-        </w:rPr>
-        <w:t>Imaging Spectrometer</w:t>
-      </w:r>
-      <w:r>
-        <w:rPr>
-          <w:sz w:val="24"/>
-          <w:szCs w:val="24"/>
-        </w:rPr>
-        <w:t>:</w:t>
-      </w:r>
-      <w:r>
-        <w:rPr>
-          <w:sz w:val="24"/>
-          <w:szCs w:val="24"/>
-        </w:rPr>
-        <w:t xml:space="preserve"> An imaging spectrometer acquires a </w:t>
-      </w:r>
-      <w:proofErr w:type="gramStart"/>
-      <w:r>
-        <w:rPr>
-          <w:sz w:val="24"/>
-          <w:szCs w:val="24"/>
-        </w:rPr>
-        <w:t>spectrally-resolved</w:t>
-      </w:r>
-      <w:proofErr w:type="gramEnd"/>
-      <w:r>
-        <w:rPr>
-          <w:sz w:val="24"/>
-          <w:szCs w:val="24"/>
-        </w:rPr>
-        <w:t xml:space="preserve"> image of an object or scene</w:t>
-      </w:r>
-      <w:r>
-        <w:rPr>
-          <w:sz w:val="24"/>
-          <w:szCs w:val="24"/>
-        </w:rPr>
-        <w:t xml:space="preserve">. </w:t>
-      </w:r>
-      <w:proofErr w:type="spellStart"/>
-      <w:r>
-        <w:rPr>
-          <w:sz w:val="24"/>
-          <w:szCs w:val="24"/>
-        </w:rPr>
-        <w:t>Two</w:t>
-      </w:r>
-      <w:proofErr w:type="spellEnd"/>
-      <w:r>
-        <w:rPr>
-          <w:sz w:val="24"/>
-          <w:szCs w:val="24"/>
-        </w:rPr>
-        <w:t xml:space="preserve"> axes of the image correspond to orthogonal spatial dimensions and the third corresponds to wavelength.</w:t>
-      </w:r>
-    </w:p>
-    <w:p>
-      <w:pPr>
-        <w:pStyle w:val="ListParagraph"/>
-        <w:numPr>
-          <w:ilvl w:val="0"/>
-          <w:numId w:val="3"/>
-        </w:numPr>
-        <w:rPr>
-          <w:sz w:val="24"/>
-          <w:szCs w:val="24"/>
-        </w:rPr>
-      </w:pPr>
-      <w:r>
-        <w:rPr>
-          <w:sz w:val="24"/>
-          <w:szCs w:val="24"/>
-        </w:rPr>
-        <w:t>Interferometer</w:t>
-      </w:r>
-      <w:r>
-        <w:rPr>
-          <w:sz w:val="24"/>
-          <w:szCs w:val="24"/>
-        </w:rPr>
-        <w:t>:</w:t>
-      </w:r>
-      <w:r>
-        <w:rPr>
-          <w:sz w:val="24"/>
-          <w:szCs w:val="24"/>
-        </w:rPr>
-        <w:t xml:space="preserve"> An interferometer superposes waves such that constructive and destructive interference</w:t>
+        <w:t>or explosions.</w:t>
+      </w:r>
+    </w:p>
+    <w:p>
+      <w:pPr>
+        <w:pStyle w:val="ListParagraph"/>
+        <w:numPr>
+          <w:ilvl w:val="0"/>
+          <w:numId w:val="3"/>
+        </w:numPr>
+        <w:rPr>
+          <w:sz w:val="24"/>
+          <w:szCs w:val="24"/>
+        </w:rPr>
+      </w:pPr>
+      <w:r>
+        <w:rPr>
+          <w:sz w:val="24"/>
+          <w:szCs w:val="24"/>
+        </w:rPr>
+        <w:t>Spacecraft Sensor:  A spacecraft sensor captures information on the status or physical condition of a spacecraft or its components.</w:t>
       </w:r>
       <w:r>
         <w:rPr>
@@ -1476,75 +1805,67 @@
           <w:sz w:val="24"/>
           <w:szCs w:val="24"/>
         </w:rPr>
-        <w:t>results in patterns that can be interpreted as very small displacements at the signal source.</w:t>
-      </w:r>
-    </w:p>
-    <w:p>
-      <w:pPr>
-        <w:pStyle w:val="ListParagraph"/>
-        <w:numPr>
-          <w:ilvl w:val="0"/>
-          <w:numId w:val="3"/>
-        </w:numPr>
-        <w:rPr>
-          <w:sz w:val="24"/>
-          <w:szCs w:val="24"/>
-        </w:rPr>
-      </w:pPr>
-      <w:r>
-        <w:rPr>
-          <w:sz w:val="24"/>
-          <w:szCs w:val="24"/>
-        </w:rPr>
-        <w:t>Langmuir Probe</w:t>
-      </w:r>
-      <w:r>
-        <w:rPr>
-          <w:sz w:val="24"/>
-          <w:szCs w:val="24"/>
-        </w:rPr>
-        <w:t>:</w:t>
-      </w:r>
-      <w:r>
-        <w:rPr>
-          <w:sz w:val="24"/>
-          <w:szCs w:val="24"/>
-        </w:rPr>
-        <w:t xml:space="preserve">  A Langmuir probe consists of one or more electrodes used to determine in-situ plasma properties such as density and temperature from the measured potentials and currents.</w:t>
-      </w:r>
-    </w:p>
-    <w:p>
-      <w:pPr>
-        <w:pStyle w:val="ListParagraph"/>
-        <w:numPr>
-          <w:ilvl w:val="0"/>
-          <w:numId w:val="3"/>
-        </w:numPr>
-        <w:rPr>
-          <w:sz w:val="24"/>
-          <w:szCs w:val="24"/>
-        </w:rPr>
-      </w:pPr>
-      <w:r>
-        <w:rPr>
-          <w:sz w:val="24"/>
-          <w:szCs w:val="24"/>
-        </w:rPr>
-        <w:t>Lidar</w:t>
-      </w:r>
-      <w:r>
-        <w:rPr>
-          <w:sz w:val="24"/>
-          <w:szCs w:val="24"/>
-        </w:rPr>
-        <w:t>:</w:t>
-      </w:r>
-      <w:r>
-        <w:rPr>
-          <w:sz w:val="24"/>
-          <w:szCs w:val="24"/>
-        </w:rPr>
-        <w:t xml:space="preserve">  A lidar measures distance to a target by illuminating it with a pulsed laser</w:t>
+        <w:t>These may include, but are not limited to, temperatures, mechanical friction, currents, voltages, etc.</w:t>
+      </w:r>
+    </w:p>
+    <w:p>
+      <w:pPr>
+        <w:pStyle w:val="ListParagraph"/>
+        <w:numPr>
+          <w:ilvl w:val="0"/>
+          <w:numId w:val="3"/>
+        </w:numPr>
+        <w:rPr>
+          <w:sz w:val="24"/>
+          <w:szCs w:val="24"/>
+        </w:rPr>
+      </w:pPr>
+      <w:r>
+        <w:rPr>
+          <w:sz w:val="24"/>
+          <w:szCs w:val="24"/>
+        </w:rPr>
+        <w:t>Spectrometer: A spectrometer measures an energy spectrum.</w:t>
+      </w:r>
+    </w:p>
+    <w:p>
+      <w:pPr>
+        <w:pStyle w:val="ListParagraph"/>
+        <w:numPr>
+          <w:ilvl w:val="0"/>
+          <w:numId w:val="3"/>
+        </w:numPr>
+        <w:rPr>
+          <w:sz w:val="24"/>
+          <w:szCs w:val="24"/>
+        </w:rPr>
+      </w:pPr>
+      <w:r>
+        <w:rPr>
+          <w:sz w:val="24"/>
+          <w:szCs w:val="24"/>
+        </w:rPr>
+        <w:t>Spectrum Analyzer: A spectrum analyzer measures the properties of photons, charged particles, or electrical signals as a function of frequency or energy.</w:t>
+      </w:r>
+    </w:p>
+    <w:p>
+      <w:pPr>
+        <w:pStyle w:val="ListParagraph"/>
+        <w:numPr>
+          <w:ilvl w:val="0"/>
+          <w:numId w:val="3"/>
+        </w:numPr>
+        <w:rPr>
+          <w:sz w:val="24"/>
+          <w:szCs w:val="24"/>
+        </w:rPr>
+      </w:pPr>
+      <w:r>
+        <w:rPr>
+          <w:sz w:val="24"/>
+          <w:szCs w:val="24"/>
+        </w:rPr>
+        <w:t>Sub-Surface Tool:  A sub-surface tool probes the upper few meters of a surface to infer its properties.</w:t>
       </w:r>
       <w:r>
         <w:rPr>
@@ -1558,14 +1879,34 @@
           <w:sz w:val="24"/>
           <w:szCs w:val="24"/>
         </w:rPr>
-        <w:t>and measuring the time delay of the reflected signal.</w:t>
-      </w:r>
-      <w:r>
-        <w:rPr>
-          <w:sz w:val="24"/>
-          <w:szCs w:val="24"/>
-        </w:rPr>
-        <w:t xml:space="preserve"> (Close match with Altimeter.)</w:t>
+        <w:t>Examples include (but are not limited to) drills and penetrators</w:t>
+      </w:r>
+      <w:r>
+        <w:rPr>
+          <w:sz w:val="24"/>
+          <w:szCs w:val="24"/>
+        </w:rPr>
+        <w:t>.</w:t>
+      </w:r>
+    </w:p>
+    <w:p>
+      <w:pPr>
+        <w:pStyle w:val="ListParagraph"/>
+        <w:numPr>
+          <w:ilvl w:val="0"/>
+          <w:numId w:val="3"/>
+        </w:numPr>
+        <w:rPr>
+          <w:sz w:val="24"/>
+          <w:szCs w:val="24"/>
+        </w:rPr>
+      </w:pPr>
+      <w:r>
+        <w:rPr>
+          <w:sz w:val="24"/>
+          <w:szCs w:val="24"/>
+        </w:rPr>
+        <w:t>Surface Tool: A surface tool physically probes a surface to infer its properties.</w:t>
       </w:r>
       <w:r>
         <w:rPr>
@@ -1574,176 +1915,32 @@
         </w:rPr>
         <w:t xml:space="preserve"> </w:t>
       </w:r>
-    </w:p>
-    <w:p>
-      <w:pPr>
-        <w:pStyle w:val="ListParagraph"/>
-        <w:numPr>
-          <w:ilvl w:val="0"/>
-          <w:numId w:val="3"/>
-        </w:numPr>
-        <w:rPr>
-          <w:sz w:val="24"/>
-          <w:szCs w:val="24"/>
-        </w:rPr>
-      </w:pPr>
-      <w:r>
-        <w:rPr>
-          <w:sz w:val="24"/>
-          <w:szCs w:val="24"/>
-        </w:rPr>
-        <w:t>Magnetometer</w:t>
-      </w:r>
-      <w:r>
-        <w:rPr>
-          <w:sz w:val="24"/>
-          <w:szCs w:val="24"/>
-        </w:rPr>
-        <w:t>:</w:t>
-      </w:r>
-      <w:r>
-        <w:rPr>
-          <w:sz w:val="24"/>
-          <w:szCs w:val="24"/>
-        </w:rPr>
-        <w:t xml:space="preserve">  A magnetometer measures the direction and/or strength of a magnetic field.</w:t>
-      </w:r>
-    </w:p>
-    <w:p>
-      <w:pPr>
-        <w:pStyle w:val="ListParagraph"/>
-        <w:numPr>
-          <w:ilvl w:val="0"/>
-          <w:numId w:val="3"/>
-        </w:numPr>
-        <w:rPr>
-          <w:sz w:val="24"/>
-          <w:szCs w:val="24"/>
-        </w:rPr>
-      </w:pPr>
-      <w:r>
-        <w:rPr>
-          <w:sz w:val="24"/>
-          <w:szCs w:val="24"/>
-        </w:rPr>
-        <w:t>Mass Spectrometer</w:t>
-      </w:r>
-      <w:r>
-        <w:rPr>
-          <w:sz w:val="24"/>
-          <w:szCs w:val="24"/>
-        </w:rPr>
-        <w:t>:</w:t>
-      </w:r>
-      <w:r>
-        <w:rPr>
-          <w:sz w:val="24"/>
-          <w:szCs w:val="24"/>
-        </w:rPr>
-        <w:t xml:space="preserve">  A mass spectrometer sorts and counts atoms, ions, and/or molecules based on their masses.</w:t>
-      </w:r>
-    </w:p>
-    <w:p>
-      <w:pPr>
-        <w:pStyle w:val="ListParagraph"/>
-        <w:numPr>
-          <w:ilvl w:val="0"/>
-          <w:numId w:val="3"/>
-        </w:numPr>
-        <w:rPr>
-          <w:sz w:val="24"/>
-          <w:szCs w:val="24"/>
-        </w:rPr>
-      </w:pPr>
-      <w:r>
-        <w:rPr>
-          <w:sz w:val="24"/>
-          <w:szCs w:val="24"/>
-        </w:rPr>
-        <w:t xml:space="preserve">Mechanical Properties Instrument: </w:t>
-      </w:r>
-      <w:r>
-        <w:rPr>
-          <w:sz w:val="24"/>
-          <w:szCs w:val="24"/>
-        </w:rPr>
-        <w:t xml:space="preserve">A </w:t>
-      </w:r>
-      <w:r>
-        <w:rPr>
-          <w:sz w:val="24"/>
-          <w:szCs w:val="24"/>
-        </w:rPr>
-        <w:t>m</w:t>
-      </w:r>
-      <w:r>
-        <w:rPr>
-          <w:sz w:val="24"/>
-          <w:szCs w:val="24"/>
-        </w:rPr>
-        <w:t xml:space="preserve">echanical </w:t>
-      </w:r>
-      <w:r>
-        <w:rPr>
-          <w:sz w:val="24"/>
-          <w:szCs w:val="24"/>
-        </w:rPr>
-        <w:t>p</w:t>
-      </w:r>
-      <w:r>
-        <w:rPr>
-          <w:sz w:val="24"/>
-          <w:szCs w:val="24"/>
-        </w:rPr>
-        <w:t xml:space="preserve">roperties </w:t>
-      </w:r>
-      <w:r>
-        <w:rPr>
-          <w:sz w:val="24"/>
-          <w:szCs w:val="24"/>
-        </w:rPr>
-        <w:t>i</w:t>
-      </w:r>
-      <w:r>
-        <w:rPr>
-          <w:sz w:val="24"/>
-          <w:szCs w:val="24"/>
-        </w:rPr>
-        <w:t>nstrument measures the reaction of a sample to an applied load, quantifying properties such as strength, stiffness, ductility, hardness, fracture toughness, and/or friability.</w:t>
-      </w:r>
-    </w:p>
-    <w:p>
-      <w:pPr>
-        <w:pStyle w:val="ListParagraph"/>
-        <w:numPr>
-          <w:ilvl w:val="0"/>
-          <w:numId w:val="3"/>
-        </w:numPr>
-        <w:rPr>
-          <w:sz w:val="24"/>
-          <w:szCs w:val="24"/>
-        </w:rPr>
-      </w:pPr>
-      <w:r>
-        <w:rPr>
-          <w:sz w:val="24"/>
-          <w:szCs w:val="24"/>
-        </w:rPr>
-        <w:t>Meteorology</w:t>
-      </w:r>
-      <w:r>
-        <w:rPr>
-          <w:sz w:val="24"/>
-          <w:szCs w:val="24"/>
-        </w:rPr>
-        <w:t>:</w:t>
-      </w:r>
-      <w:r>
-        <w:rPr>
-          <w:sz w:val="24"/>
-          <w:szCs w:val="24"/>
-        </w:rPr>
-        <w:t xml:space="preserve"> A meteorology instrument measures in situ meteorological conditions.</w:t>
+      <w:r>
+        <w:rPr>
+          <w:sz w:val="24"/>
+          <w:szCs w:val="24"/>
+        </w:rPr>
+        <w:t>Examples include (but are not limited to) brush and deployment systems.</w:t>
+      </w:r>
+    </w:p>
+    <w:p>
+      <w:pPr>
+        <w:pStyle w:val="ListParagraph"/>
+        <w:numPr>
+          <w:ilvl w:val="0"/>
+          <w:numId w:val="3"/>
+        </w:numPr>
+        <w:rPr>
+          <w:sz w:val="24"/>
+          <w:szCs w:val="24"/>
+        </w:rPr>
+      </w:pPr>
+      <w:r>
+        <w:rPr>
+          <w:sz w:val="24"/>
+          <w:szCs w:val="24"/>
+        </w:rPr>
+        <w:t>Temperature Sensor:</w:t>
       </w:r>
       <w:r>
         <w:rPr>
@@ -1757,583 +1954,7 @@
           <w:sz w:val="24"/>
           <w:szCs w:val="24"/>
         </w:rPr>
-        <w:t>These may include -- but are not limited to -- pressure, temperature, wind speed, and wind direction.</w:t>
-      </w:r>
-      <w:r>
-        <w:rPr>
-          <w:sz w:val="24"/>
-          <w:szCs w:val="24"/>
-        </w:rPr>
-        <w:t xml:space="preserve"> (Exact match with Weather Station and Close match with Atmospheric Structure Instrument.)</w:t>
-      </w:r>
-    </w:p>
-    <w:p>
-      <w:pPr>
-        <w:pStyle w:val="ListParagraph"/>
-        <w:numPr>
-          <w:ilvl w:val="0"/>
-          <w:numId w:val="3"/>
-        </w:numPr>
-        <w:rPr>
-          <w:sz w:val="24"/>
-          <w:szCs w:val="24"/>
-        </w:rPr>
-      </w:pPr>
-      <w:r>
-        <w:rPr>
-          <w:sz w:val="24"/>
-          <w:szCs w:val="24"/>
-        </w:rPr>
-        <w:t>Microphone</w:t>
-      </w:r>
-      <w:r>
-        <w:rPr>
-          <w:sz w:val="24"/>
-          <w:szCs w:val="24"/>
-        </w:rPr>
-        <w:t>:</w:t>
-      </w:r>
-      <w:r>
-        <w:rPr>
-          <w:sz w:val="24"/>
-          <w:szCs w:val="24"/>
-        </w:rPr>
-        <w:t xml:space="preserve">  A microphone converts sound waves into electrical signals.</w:t>
-      </w:r>
-    </w:p>
-    <w:p>
-      <w:pPr>
-        <w:pStyle w:val="ListParagraph"/>
-        <w:numPr>
-          <w:ilvl w:val="0"/>
-          <w:numId w:val="3"/>
-        </w:numPr>
-        <w:rPr>
-          <w:sz w:val="24"/>
-          <w:szCs w:val="24"/>
-        </w:rPr>
-      </w:pPr>
-      <w:r>
-        <w:rPr>
-          <w:sz w:val="24"/>
-          <w:szCs w:val="24"/>
-        </w:rPr>
-        <w:t>Microscope</w:t>
-      </w:r>
-      <w:r>
-        <w:rPr>
-          <w:sz w:val="24"/>
-          <w:szCs w:val="24"/>
-        </w:rPr>
-        <w:t>:</w:t>
-      </w:r>
-      <w:r>
-        <w:rPr>
-          <w:sz w:val="24"/>
-          <w:szCs w:val="24"/>
-        </w:rPr>
-        <w:t xml:space="preserve">  A microscope magnifies objects that are too small to be seen with the naked eye.</w:t>
-      </w:r>
-    </w:p>
-    <w:p>
-      <w:pPr>
-        <w:pStyle w:val="ListParagraph"/>
-        <w:numPr>
-          <w:ilvl w:val="0"/>
-          <w:numId w:val="3"/>
-        </w:numPr>
-        <w:rPr>
-          <w:sz w:val="24"/>
-          <w:szCs w:val="24"/>
-        </w:rPr>
-      </w:pPr>
-      <w:r>
-        <w:rPr>
-          <w:sz w:val="24"/>
-          <w:szCs w:val="24"/>
-        </w:rPr>
-        <w:t>Mutual Impedance Probe</w:t>
-      </w:r>
-      <w:r>
-        <w:rPr>
-          <w:sz w:val="24"/>
-          <w:szCs w:val="24"/>
-        </w:rPr>
-        <w:t>:</w:t>
-      </w:r>
-      <w:r>
-        <w:rPr>
-          <w:sz w:val="24"/>
-          <w:szCs w:val="24"/>
-        </w:rPr>
-        <w:t xml:space="preserve">  A mutual impedance probe measures in situ bulk plasma properties at radio frequencies.</w:t>
-      </w:r>
-    </w:p>
-    <w:p>
-      <w:pPr>
-        <w:pStyle w:val="ListParagraph"/>
-        <w:numPr>
-          <w:ilvl w:val="0"/>
-          <w:numId w:val="3"/>
-        </w:numPr>
-        <w:rPr>
-          <w:sz w:val="24"/>
-          <w:szCs w:val="24"/>
-        </w:rPr>
-      </w:pPr>
-      <w:r>
-        <w:rPr>
-          <w:sz w:val="24"/>
-          <w:szCs w:val="24"/>
-        </w:rPr>
-        <w:t>Nephelometer</w:t>
-      </w:r>
-      <w:r>
-        <w:rPr>
-          <w:sz w:val="24"/>
-          <w:szCs w:val="24"/>
-        </w:rPr>
-        <w:t>:</w:t>
-      </w:r>
-      <w:r>
-        <w:rPr>
-          <w:sz w:val="24"/>
-          <w:szCs w:val="24"/>
-        </w:rPr>
-        <w:t xml:space="preserve">  A nephelometer measures the concentration of suspended (cloud) particulates.</w:t>
-      </w:r>
-    </w:p>
-    <w:p>
-      <w:pPr>
-        <w:pStyle w:val="ListParagraph"/>
-        <w:numPr>
-          <w:ilvl w:val="0"/>
-          <w:numId w:val="3"/>
-        </w:numPr>
-        <w:rPr>
-          <w:sz w:val="24"/>
-          <w:szCs w:val="24"/>
-        </w:rPr>
-      </w:pPr>
-      <w:r>
-        <w:rPr>
-          <w:sz w:val="24"/>
-          <w:szCs w:val="24"/>
-        </w:rPr>
-        <w:t>Neutral Particle Detector</w:t>
-      </w:r>
-      <w:r>
-        <w:rPr>
-          <w:sz w:val="24"/>
-          <w:szCs w:val="24"/>
-        </w:rPr>
-        <w:t>:</w:t>
-      </w:r>
-      <w:r>
-        <w:rPr>
-          <w:sz w:val="24"/>
-          <w:szCs w:val="24"/>
-        </w:rPr>
-        <w:t xml:space="preserve">  A neutral particle detector detects and/or counts neutral </w:t>
-      </w:r>
-      <w:proofErr w:type="gramStart"/>
-      <w:r>
-        <w:rPr>
-          <w:sz w:val="24"/>
-          <w:szCs w:val="24"/>
-        </w:rPr>
-        <w:t>particles, and</w:t>
-      </w:r>
-      <w:proofErr w:type="gramEnd"/>
-      <w:r>
-        <w:rPr>
-          <w:sz w:val="24"/>
-          <w:szCs w:val="24"/>
-        </w:rPr>
-        <w:t xml:space="preserve"> provides information</w:t>
-      </w:r>
-      <w:r>
-        <w:rPr>
-          <w:sz w:val="24"/>
-          <w:szCs w:val="24"/>
-        </w:rPr>
-        <w:t xml:space="preserve"> </w:t>
-      </w:r>
-      <w:r>
-        <w:rPr>
-          <w:sz w:val="24"/>
-          <w:szCs w:val="24"/>
-        </w:rPr>
-        <w:t>about particle properties and distributions.</w:t>
-      </w:r>
-    </w:p>
-    <w:p>
-      <w:pPr>
-        <w:pStyle w:val="ListParagraph"/>
-        <w:numPr>
-          <w:ilvl w:val="0"/>
-          <w:numId w:val="3"/>
-        </w:numPr>
-        <w:rPr>
-          <w:sz w:val="24"/>
-          <w:szCs w:val="24"/>
-        </w:rPr>
-      </w:pPr>
-      <w:r>
-        <w:rPr>
-          <w:sz w:val="24"/>
-          <w:szCs w:val="24"/>
-        </w:rPr>
-        <w:t>Neutron Detector</w:t>
-      </w:r>
-      <w:r>
-        <w:rPr>
-          <w:sz w:val="24"/>
-          <w:szCs w:val="24"/>
-        </w:rPr>
-        <w:t>:</w:t>
-      </w:r>
-      <w:r>
-        <w:rPr>
-          <w:sz w:val="24"/>
-          <w:szCs w:val="24"/>
-        </w:rPr>
-        <w:t xml:space="preserve">  A neutron detector detects and/or counts neutrons.</w:t>
-      </w:r>
-    </w:p>
-    <w:p>
-      <w:pPr>
-        <w:pStyle w:val="ListParagraph"/>
-        <w:numPr>
-          <w:ilvl w:val="0"/>
-          <w:numId w:val="3"/>
-        </w:numPr>
-        <w:rPr>
-          <w:sz w:val="24"/>
-          <w:szCs w:val="24"/>
-        </w:rPr>
-      </w:pPr>
-      <w:r>
-        <w:rPr>
-          <w:sz w:val="24"/>
-          <w:szCs w:val="24"/>
-        </w:rPr>
-        <w:lastRenderedPageBreak/>
-        <w:t>Photometer</w:t>
-      </w:r>
-      <w:r>
-        <w:rPr>
-          <w:sz w:val="24"/>
-          <w:szCs w:val="24"/>
-        </w:rPr>
-        <w:t>:</w:t>
-      </w:r>
-      <w:r>
-        <w:rPr>
-          <w:sz w:val="24"/>
-          <w:szCs w:val="24"/>
-        </w:rPr>
-        <w:t xml:space="preserve"> A photometer is an instrument that measures the brightness of light without spatial or spectral resolution.</w:t>
-      </w:r>
-    </w:p>
-    <w:p>
-      <w:pPr>
-        <w:pStyle w:val="ListParagraph"/>
-        <w:numPr>
-          <w:ilvl w:val="0"/>
-          <w:numId w:val="3"/>
-        </w:numPr>
-        <w:rPr>
-          <w:sz w:val="24"/>
-          <w:szCs w:val="24"/>
-        </w:rPr>
-      </w:pPr>
-      <w:r>
-        <w:rPr>
-          <w:sz w:val="24"/>
-          <w:szCs w:val="24"/>
-        </w:rPr>
-        <w:t>Plasma Wave Receiver</w:t>
-      </w:r>
-      <w:r>
-        <w:rPr>
-          <w:sz w:val="24"/>
-          <w:szCs w:val="24"/>
-        </w:rPr>
-        <w:t>:</w:t>
-      </w:r>
-      <w:r>
-        <w:rPr>
-          <w:sz w:val="24"/>
-          <w:szCs w:val="24"/>
-        </w:rPr>
-        <w:t xml:space="preserve">  A plasma wave receiver detects waves in the local plasma medium using electric or magnetic antennas.</w:t>
-      </w:r>
-    </w:p>
-    <w:p>
-      <w:pPr>
-        <w:pStyle w:val="ListParagraph"/>
-        <w:numPr>
-          <w:ilvl w:val="0"/>
-          <w:numId w:val="3"/>
-        </w:numPr>
-        <w:rPr>
-          <w:sz w:val="24"/>
-          <w:szCs w:val="24"/>
-        </w:rPr>
-      </w:pPr>
-      <w:r>
-        <w:rPr>
-          <w:sz w:val="24"/>
-          <w:szCs w:val="24"/>
-        </w:rPr>
-        <w:t>Polarimeter</w:t>
-      </w:r>
-      <w:r>
-        <w:rPr>
-          <w:sz w:val="24"/>
-          <w:szCs w:val="24"/>
-        </w:rPr>
-        <w:t>:</w:t>
-      </w:r>
-      <w:r>
-        <w:rPr>
-          <w:sz w:val="24"/>
-          <w:szCs w:val="24"/>
-        </w:rPr>
-        <w:t xml:space="preserve"> A polarimeter measures the polarization of an electromagnetic wave.</w:t>
-      </w:r>
-    </w:p>
-    <w:p>
-      <w:pPr>
-        <w:pStyle w:val="ListParagraph"/>
-        <w:numPr>
-          <w:ilvl w:val="0"/>
-          <w:numId w:val="3"/>
-        </w:numPr>
-        <w:rPr>
-          <w:sz w:val="24"/>
-          <w:szCs w:val="24"/>
-        </w:rPr>
-      </w:pPr>
-      <w:r>
-        <w:rPr>
-          <w:sz w:val="24"/>
-          <w:szCs w:val="24"/>
-        </w:rPr>
-        <w:t>Precision Scale</w:t>
-      </w:r>
-      <w:r>
-        <w:rPr>
-          <w:sz w:val="24"/>
-          <w:szCs w:val="24"/>
-        </w:rPr>
-        <w:t>:</w:t>
-      </w:r>
-      <w:r>
-        <w:rPr>
-          <w:sz w:val="24"/>
-          <w:szCs w:val="24"/>
-        </w:rPr>
-        <w:t xml:space="preserve"> A precision scale is a device used to measure the mass of a sample.</w:t>
-      </w:r>
-    </w:p>
-    <w:p>
-      <w:pPr>
-        <w:pStyle w:val="ListParagraph"/>
-        <w:numPr>
-          <w:ilvl w:val="0"/>
-          <w:numId w:val="3"/>
-        </w:numPr>
-        <w:rPr>
-          <w:sz w:val="24"/>
-          <w:szCs w:val="24"/>
-        </w:rPr>
-      </w:pPr>
-      <w:r>
-        <w:rPr>
-          <w:sz w:val="24"/>
-          <w:szCs w:val="24"/>
-        </w:rPr>
-        <w:t>Radar</w:t>
-      </w:r>
-      <w:r>
-        <w:rPr>
-          <w:sz w:val="24"/>
-          <w:szCs w:val="24"/>
-        </w:rPr>
-        <w:t>:</w:t>
-      </w:r>
-      <w:r>
-        <w:rPr>
-          <w:sz w:val="24"/>
-          <w:szCs w:val="24"/>
-        </w:rPr>
-        <w:t xml:space="preserve"> A radar transmits an electromagnetic wave, then measures amplitude, time delay, frequency shift,</w:t>
-      </w:r>
-      <w:r>
-        <w:rPr>
-          <w:sz w:val="24"/>
-          <w:szCs w:val="24"/>
-        </w:rPr>
-        <w:t xml:space="preserve"> </w:t>
-      </w:r>
-      <w:r>
-        <w:rPr>
-          <w:sz w:val="24"/>
-          <w:szCs w:val="24"/>
-        </w:rPr>
-        <w:t>phase shift, and/or polarization of the echo from a distant target.</w:t>
-      </w:r>
-    </w:p>
-    <w:p>
-      <w:pPr>
-        <w:pStyle w:val="ListParagraph"/>
-        <w:numPr>
-          <w:ilvl w:val="0"/>
-          <w:numId w:val="3"/>
-        </w:numPr>
-        <w:rPr>
-          <w:sz w:val="24"/>
-          <w:szCs w:val="24"/>
-        </w:rPr>
-      </w:pPr>
-      <w:r>
-        <w:rPr>
-          <w:sz w:val="24"/>
-          <w:szCs w:val="24"/>
-        </w:rPr>
-        <w:t>Radio Receiver</w:t>
-      </w:r>
-      <w:r>
-        <w:rPr>
-          <w:sz w:val="24"/>
-          <w:szCs w:val="24"/>
-        </w:rPr>
-        <w:t>:</w:t>
-      </w:r>
-      <w:r>
-        <w:rPr>
-          <w:sz w:val="24"/>
-          <w:szCs w:val="24"/>
-        </w:rPr>
-        <w:t xml:space="preserve"> A radio receiver detects the information in propagating electromagnetic waves</w:t>
-      </w:r>
-      <w:r>
-        <w:rPr>
-          <w:sz w:val="24"/>
-          <w:szCs w:val="24"/>
-        </w:rPr>
-        <w:t xml:space="preserve"> </w:t>
-      </w:r>
-      <w:r>
-        <w:rPr>
-          <w:sz w:val="24"/>
-          <w:szCs w:val="24"/>
-        </w:rPr>
-        <w:t>collected by an antenna.</w:t>
-      </w:r>
-    </w:p>
-    <w:p>
-      <w:pPr>
-        <w:pStyle w:val="ListParagraph"/>
-        <w:numPr>
-          <w:ilvl w:val="0"/>
-          <w:numId w:val="3"/>
-        </w:numPr>
-        <w:rPr>
-          <w:sz w:val="24"/>
-          <w:szCs w:val="24"/>
-        </w:rPr>
-      </w:pPr>
-      <w:r>
-        <w:rPr>
-          <w:sz w:val="24"/>
-          <w:szCs w:val="24"/>
-        </w:rPr>
-        <w:t>Radio Science</w:t>
-      </w:r>
-      <w:r>
-        <w:rPr>
-          <w:sz w:val="24"/>
-          <w:szCs w:val="24"/>
-        </w:rPr>
-        <w:t xml:space="preserve">: </w:t>
-      </w:r>
-      <w:r>
-        <w:rPr>
-          <w:sz w:val="24"/>
-          <w:szCs w:val="24"/>
-        </w:rPr>
-        <w:t>Radio science is the use of active and/or passive electromagnetic waves to probe the environment.</w:t>
-      </w:r>
-    </w:p>
-    <w:p>
-      <w:pPr>
-        <w:pStyle w:val="ListParagraph"/>
-        <w:numPr>
-          <w:ilvl w:val="0"/>
-          <w:numId w:val="3"/>
-        </w:numPr>
-        <w:rPr>
-          <w:sz w:val="24"/>
-          <w:szCs w:val="24"/>
-        </w:rPr>
-      </w:pPr>
-      <w:r>
-        <w:rPr>
-          <w:sz w:val="24"/>
-          <w:szCs w:val="24"/>
-        </w:rPr>
-        <w:t>Radiometer</w:t>
-      </w:r>
-      <w:r>
-        <w:rPr>
-          <w:sz w:val="24"/>
-          <w:szCs w:val="24"/>
-        </w:rPr>
-        <w:t>:</w:t>
-      </w:r>
-      <w:r>
-        <w:rPr>
-          <w:sz w:val="24"/>
-          <w:szCs w:val="24"/>
-        </w:rPr>
-        <w:t xml:space="preserve">  A radiometer measures radiant flux (power) of electromagnetic radiation. </w:t>
-      </w:r>
-    </w:p>
-    <w:p>
-      <w:pPr>
-        <w:pStyle w:val="ListParagraph"/>
-        <w:numPr>
-          <w:ilvl w:val="0"/>
-          <w:numId w:val="3"/>
-        </w:numPr>
-        <w:rPr>
-          <w:sz w:val="24"/>
-          <w:szCs w:val="24"/>
-        </w:rPr>
-      </w:pPr>
-      <w:r>
-        <w:rPr>
-          <w:sz w:val="24"/>
-          <w:szCs w:val="24"/>
-        </w:rPr>
-        <w:t>Relaxation Sounder</w:t>
-      </w:r>
-      <w:r>
-        <w:rPr>
-          <w:sz w:val="24"/>
-          <w:szCs w:val="24"/>
-        </w:rPr>
-        <w:t xml:space="preserve">: </w:t>
-      </w:r>
-      <w:r>
-        <w:rPr>
-          <w:sz w:val="24"/>
-          <w:szCs w:val="24"/>
-        </w:rPr>
-        <w:t>A relaxation sounder determines the properties of a plasma by actively probing at radio frequencies at and near the plasma frequency</w:t>
+        <w:t>A temperature sensor measures temperature</w:t>
       </w:r>
       <w:r>
         <w:rPr>
@@ -2360,384 +1981,7 @@
           <w:sz w:val="24"/>
           <w:szCs w:val="24"/>
         </w:rPr>
-        <w:t>Retroreflector Array</w:t>
-      </w:r>
-      <w:r>
-        <w:rPr>
-          <w:sz w:val="24"/>
-          <w:szCs w:val="24"/>
-        </w:rPr>
-        <w:t>:</w:t>
-      </w:r>
-      <w:r>
-        <w:rPr>
-          <w:sz w:val="24"/>
-          <w:szCs w:val="24"/>
-        </w:rPr>
-        <w:t xml:space="preserve"> </w:t>
-      </w:r>
-      <w:r>
-        <w:rPr>
-          <w:sz w:val="24"/>
-          <w:szCs w:val="24"/>
-        </w:rPr>
-        <w:t>A retroreflector array consists of multiple objects that reflect light back towards its source</w:t>
-      </w:r>
-      <w:r>
-        <w:rPr>
-          <w:sz w:val="24"/>
-          <w:szCs w:val="24"/>
-        </w:rPr>
-        <w:t>.</w:t>
-      </w:r>
-    </w:p>
-    <w:p>
-      <w:pPr>
-        <w:pStyle w:val="ListParagraph"/>
-        <w:numPr>
-          <w:ilvl w:val="0"/>
-          <w:numId w:val="3"/>
-        </w:numPr>
-        <w:rPr>
-          <w:sz w:val="24"/>
-          <w:szCs w:val="24"/>
-        </w:rPr>
-      </w:pPr>
-      <w:r>
-        <w:rPr>
-          <w:sz w:val="24"/>
-          <w:szCs w:val="24"/>
-        </w:rPr>
-        <w:t>Seismometer</w:t>
-      </w:r>
-      <w:r>
-        <w:rPr>
-          <w:sz w:val="24"/>
-          <w:szCs w:val="24"/>
-        </w:rPr>
-        <w:t>:</w:t>
-      </w:r>
-      <w:r>
-        <w:rPr>
-          <w:sz w:val="24"/>
-          <w:szCs w:val="24"/>
-        </w:rPr>
-        <w:t xml:space="preserve">  A seismometer measures ground motions such as might be caused by earthquakes, volcanic eruptions,</w:t>
-      </w:r>
-      <w:r>
-        <w:rPr>
-          <w:sz w:val="24"/>
-          <w:szCs w:val="24"/>
-        </w:rPr>
-        <w:t xml:space="preserve"> </w:t>
-      </w:r>
-      <w:r>
-        <w:rPr>
-          <w:sz w:val="24"/>
-          <w:szCs w:val="24"/>
-        </w:rPr>
-        <w:t>or explosions.</w:t>
-      </w:r>
-    </w:p>
-    <w:p>
-      <w:pPr>
-        <w:pStyle w:val="ListParagraph"/>
-        <w:numPr>
-          <w:ilvl w:val="0"/>
-          <w:numId w:val="3"/>
-        </w:numPr>
-        <w:rPr>
-          <w:sz w:val="24"/>
-          <w:szCs w:val="24"/>
-        </w:rPr>
-      </w:pPr>
-      <w:r>
-        <w:rPr>
-          <w:sz w:val="24"/>
-          <w:szCs w:val="24"/>
-        </w:rPr>
-        <w:t>Spacecraft Sensor</w:t>
-      </w:r>
-      <w:r>
-        <w:rPr>
-          <w:sz w:val="24"/>
-          <w:szCs w:val="24"/>
-        </w:rPr>
-        <w:t>:</w:t>
-      </w:r>
-      <w:r>
-        <w:rPr>
-          <w:sz w:val="24"/>
-          <w:szCs w:val="24"/>
-        </w:rPr>
-        <w:t xml:space="preserve">  A spacecraft sensor captures information on the status or physical condition of a spacecraft or its components.</w:t>
-      </w:r>
-      <w:r>
-        <w:rPr>
-          <w:sz w:val="24"/>
-          <w:szCs w:val="24"/>
-        </w:rPr>
-        <w:t xml:space="preserve"> </w:t>
-      </w:r>
-      <w:r>
-        <w:rPr>
-          <w:sz w:val="24"/>
-          <w:szCs w:val="24"/>
-        </w:rPr>
-        <w:t>These may include, but are not limited to, temperatures, mechanical friction, currents, voltages, etc.</w:t>
-      </w:r>
-    </w:p>
-    <w:p>
-      <w:pPr>
-        <w:pStyle w:val="ListParagraph"/>
-        <w:numPr>
-          <w:ilvl w:val="0"/>
-          <w:numId w:val="3"/>
-        </w:numPr>
-        <w:rPr>
-          <w:sz w:val="24"/>
-          <w:szCs w:val="24"/>
-        </w:rPr>
-      </w:pPr>
-      <w:r>
-        <w:rPr>
-          <w:sz w:val="24"/>
-          <w:szCs w:val="24"/>
-        </w:rPr>
-        <w:t>Spectrometer</w:t>
-      </w:r>
-      <w:r>
-        <w:rPr>
-          <w:sz w:val="24"/>
-          <w:szCs w:val="24"/>
-        </w:rPr>
-        <w:t>:</w:t>
-      </w:r>
-      <w:r>
-        <w:rPr>
-          <w:sz w:val="24"/>
-          <w:szCs w:val="24"/>
-        </w:rPr>
-        <w:t xml:space="preserve"> A spectrometer measures an energy spectrum.</w:t>
-      </w:r>
-    </w:p>
-    <w:p>
-      <w:pPr>
-        <w:pStyle w:val="ListParagraph"/>
-        <w:numPr>
-          <w:ilvl w:val="0"/>
-          <w:numId w:val="3"/>
-        </w:numPr>
-        <w:rPr>
-          <w:sz w:val="24"/>
-          <w:szCs w:val="24"/>
-        </w:rPr>
-      </w:pPr>
-      <w:r>
-        <w:rPr>
-          <w:sz w:val="24"/>
-          <w:szCs w:val="24"/>
-        </w:rPr>
-        <w:t>Spectrum Analyzer</w:t>
-      </w:r>
-      <w:r>
-        <w:rPr>
-          <w:sz w:val="24"/>
-          <w:szCs w:val="24"/>
-        </w:rPr>
-        <w:t>:</w:t>
-      </w:r>
-      <w:r>
-        <w:rPr>
-          <w:sz w:val="24"/>
-          <w:szCs w:val="24"/>
-        </w:rPr>
-        <w:t xml:space="preserve"> A spectrum analyzer measures the properties of photons, charged particles, or electrical signals as a function of frequency or energy.</w:t>
-      </w:r>
-    </w:p>
-    <w:p>
-      <w:pPr>
-        <w:pStyle w:val="ListParagraph"/>
-        <w:numPr>
-          <w:ilvl w:val="0"/>
-          <w:numId w:val="3"/>
-        </w:numPr>
-        <w:rPr>
-          <w:sz w:val="24"/>
-          <w:szCs w:val="24"/>
-        </w:rPr>
-      </w:pPr>
-      <w:r>
-        <w:rPr>
-          <w:sz w:val="24"/>
-          <w:szCs w:val="24"/>
-        </w:rPr>
-        <w:t>Sub-Surface Tool</w:t>
-      </w:r>
-      <w:r>
-        <w:rPr>
-          <w:sz w:val="24"/>
-          <w:szCs w:val="24"/>
-        </w:rPr>
-        <w:t>:</w:t>
-      </w:r>
-      <w:r>
-        <w:rPr>
-          <w:sz w:val="24"/>
-          <w:szCs w:val="24"/>
-        </w:rPr>
-        <w:t xml:space="preserve">  A sub-surface tool probes the upper few meters of a surface to infer its properties.</w:t>
-      </w:r>
-      <w:r>
-        <w:rPr>
-          <w:sz w:val="24"/>
-          <w:szCs w:val="24"/>
-        </w:rPr>
-        <w:t xml:space="preserve"> </w:t>
-      </w:r>
-      <w:r>
-        <w:rPr>
-          <w:sz w:val="24"/>
-          <w:szCs w:val="24"/>
-        </w:rPr>
-        <w:t>Examples include (but are not limited to) drills and penetrators</w:t>
-      </w:r>
-      <w:r>
-        <w:rPr>
-          <w:sz w:val="24"/>
-          <w:szCs w:val="24"/>
-        </w:rPr>
-        <w:t>.</w:t>
-      </w:r>
-    </w:p>
-    <w:p>
-      <w:pPr>
-        <w:pStyle w:val="ListParagraph"/>
-        <w:numPr>
-          <w:ilvl w:val="0"/>
-          <w:numId w:val="3"/>
-        </w:numPr>
-        <w:rPr>
-          <w:sz w:val="24"/>
-          <w:szCs w:val="24"/>
-        </w:rPr>
-      </w:pPr>
-      <w:r>
-        <w:rPr>
-          <w:sz w:val="24"/>
-          <w:szCs w:val="24"/>
-        </w:rPr>
-        <w:t>Surface Tool</w:t>
-      </w:r>
-      <w:r>
-        <w:rPr>
-          <w:sz w:val="24"/>
-          <w:szCs w:val="24"/>
-        </w:rPr>
-        <w:t>:</w:t>
-      </w:r>
-      <w:r>
-        <w:rPr>
-          <w:sz w:val="24"/>
-          <w:szCs w:val="24"/>
-        </w:rPr>
-        <w:t xml:space="preserve"> A surface tool physically probes a surface to infer its properties.</w:t>
-      </w:r>
-      <w:r>
-        <w:rPr>
-          <w:sz w:val="24"/>
-          <w:szCs w:val="24"/>
-        </w:rPr>
-        <w:t xml:space="preserve"> </w:t>
-      </w:r>
-      <w:r>
-        <w:rPr>
-          <w:sz w:val="24"/>
-          <w:szCs w:val="24"/>
-        </w:rPr>
-        <w:t>Examples include (but are not limited to) brush and deployment systems.</w:t>
-      </w:r>
-    </w:p>
-    <w:p>
-      <w:pPr>
-        <w:pStyle w:val="ListParagraph"/>
-        <w:numPr>
-          <w:ilvl w:val="0"/>
-          <w:numId w:val="3"/>
-        </w:numPr>
-        <w:rPr>
-          <w:sz w:val="24"/>
-          <w:szCs w:val="24"/>
-        </w:rPr>
-      </w:pPr>
-      <w:r>
-        <w:rPr>
-          <w:sz w:val="24"/>
-          <w:szCs w:val="24"/>
-        </w:rPr>
-        <w:t>Temperature Sensor</w:t>
-      </w:r>
-      <w:r>
-        <w:rPr>
-          <w:sz w:val="24"/>
-          <w:szCs w:val="24"/>
-        </w:rPr>
-        <w:t>:</w:t>
-      </w:r>
-      <w:r>
-        <w:rPr>
-          <w:sz w:val="24"/>
-          <w:szCs w:val="24"/>
-        </w:rPr>
-        <w:t xml:space="preserve"> </w:t>
-      </w:r>
-      <w:r>
-        <w:rPr>
-          <w:sz w:val="24"/>
-          <w:szCs w:val="24"/>
-        </w:rPr>
-        <w:t>A temperature sensor measures temperature</w:t>
-      </w:r>
-      <w:r>
-        <w:rPr>
-          <w:sz w:val="24"/>
-          <w:szCs w:val="24"/>
-        </w:rPr>
-        <w:t>.</w:t>
-      </w:r>
-    </w:p>
-    <w:p>
-      <w:pPr>
-        <w:pStyle w:val="ListParagraph"/>
-        <w:numPr>
-          <w:ilvl w:val="0"/>
-          <w:numId w:val="3"/>
-        </w:numPr>
-        <w:rPr>
-          <w:sz w:val="24"/>
-          <w:szCs w:val="24"/>
-        </w:rPr>
-      </w:pPr>
-      <w:r>
-        <w:rPr>
-          <w:sz w:val="24"/>
-          <w:szCs w:val="24"/>
-        </w:rPr>
-        <w:t>Weather Station</w:t>
-      </w:r>
-      <w:r>
-        <w:rPr>
-          <w:sz w:val="24"/>
-          <w:szCs w:val="24"/>
-        </w:rPr>
-        <w:t>:</w:t>
-      </w:r>
-      <w:r>
-        <w:rPr>
-          <w:sz w:val="24"/>
-          <w:szCs w:val="24"/>
-        </w:rPr>
-        <w:t xml:space="preserve"> A weather station is a suite of instruments that measures in situ meteorological conditions. These may include -- but are not limited to -- pressure, temperature, wind speed and wind direction.</w:t>
+        <w:t>Weather Station: A weather station is a suite of instruments that measures in situ meteorological conditions. These may include -- but are not limited to -- pressure, temperature, wind speed and wind direction.</w:t>
       </w:r>
       <w:r>
         <w:rPr>
@@ -2764,14 +2008,7 @@
           <w:sz w:val="24"/>
           <w:szCs w:val="24"/>
         </w:rPr>
-        <w:t>Wind Tunnel</w:t>
-      </w:r>
-      <w:r>
-        <w:rPr>
-          <w:sz w:val="24"/>
-          <w:szCs w:val="24"/>
-        </w:rPr>
-        <w:t>:</w:t>
+        <w:t>Wind Tunnel:</w:t>
       </w:r>
       <w:r>
         <w:rPr>
@@ -2801,7 +2038,7 @@
 </file>
 
 <file path=word/numbering.xml><?xml version="1.0" encoding="utf-8"?>
-<w:numbering xmlns:wpc="http://schemas.microsoft.com/office/word/2010/wordprocessingCanvas" xmlns:cx="http://schemas.microsoft.com/office/drawing/2014/chartex" xmlns:cx1="http://schemas.microsoft.com/office/drawing/2015/9/8/chartex" xmlns:cx2="http://schemas.microsoft.com/office/drawing/2015/10/21/chartex" xmlns:cx3="http://schemas.microsoft.com/office/drawing/2016/5/9/chartex" xmlns:cx4="http://schemas.microsoft.com/office/drawing/2016/5/10/chartex" xmlns:cx5="http://schemas.microsoft.com/office/drawing/2016/5/11/chartex" xmlns:cx6="http://schemas.microsoft.com/office/drawing/2016/5/12/chartex" xmlns:cx7="http://schemas.microsoft.com/office/drawing/2016/5/13/chartex" xmlns:cx8="http://schemas.microsoft.com/office/drawing/2016/5/14/chartex" xmlns:mc="http://schemas.openxmlformats.org/markup-compatibility/2006" xmlns:aink="http://schemas.microsoft.com/office/drawing/2016/ink" xmlns:am3d="http://schemas.microsoft.com/office/drawing/2017/model3d" xmlns:o="urn:schemas-microsoft-com:office:office" xmlns:oel="http://schemas.microsoft.com/office/2019/extlst" xmlns:r="http://schemas.openxmlformats.org/officeDocument/2006/relationships" xmlns:m="http://schemas.openxmlformats.org/officeDocument/2006/math" xmlns:v="urn:schemas-microsoft-com:vml" xmlns:wp14="http://schemas.microsoft.com/office/word/2010/wordprocessingDrawing" xmlns:wp="http://schemas.openxmlformats.org/drawingml/2006/wordprocessingDrawing" xmlns:w10="urn:schemas-microsoft-com:office:word" xmlns:w="http://schemas.openxmlformats.org/wordprocessingml/2006/main" xmlns:w14="http://schemas.microsoft.com/office/word/2010/wordml" xmlns:w15="http://schemas.microsoft.com/office/word/2012/wordml" xmlns:w16cex="http://schemas.microsoft.com/office/word/2018/wordml/cex" xmlns:w16cid="http://schemas.microsoft.com/office/word/2016/wordml/cid" xmlns:w16="http://schemas.microsoft.com/office/word/2018/wordml" xmlns:w16du="http://schemas.microsoft.com/office/word/2023/wordml/word16du" xmlns:w16sdtdh="http://schemas.microsoft.com/office/word/2020/wordml/sdtdatahash" xmlns:w16sdtfl="http://schemas.microsoft.com/office/word/2024/wordml/sdtformatlock" xmlns:w16se="http://schemas.microsoft.com/office/word/2015/wordml/symex" xmlns:wpg="http://schemas.microsoft.com/office/word/2010/wordprocessingGroup" xmlns:wpi="http://schemas.microsoft.com/office/word/2010/wordprocessingInk" xmlns:wne="http://schemas.microsoft.com/office/word/2006/wordml" xmlns:wps="http://schemas.microsoft.com/office/word/2010/wordprocessingShape" mc:Ignorable="w14 w15 w16se w16cid w16 w16cex w16sdtdh w16sdtfl w16du wp14">
+<w:numbering xmlns:wpc="http://schemas.microsoft.com/office/word/2010/wordprocessingCanvas" xmlns:cx="http://schemas.microsoft.com/office/drawing/2014/chartex" xmlns:cx1="http://schemas.microsoft.com/office/drawing/2015/9/8/chartex" xmlns:cx2="http://schemas.microsoft.com/office/drawing/2015/10/21/chartex" xmlns:cx3="http://schemas.microsoft.com/office/drawing/2016/5/9/chartex" xmlns:cx4="http://schemas.microsoft.com/office/drawing/2016/5/10/chartex" xmlns:cx5="http://schemas.microsoft.com/office/drawing/2016/5/11/chartex" xmlns:cx6="http://schemas.microsoft.com/office/drawing/2016/5/12/chartex" xmlns:cx7="http://schemas.microsoft.com/office/drawing/2016/5/13/chartex" xmlns:cx8="http://schemas.microsoft.com/office/drawing/2016/5/14/chartex" xmlns:mc="http://schemas.openxmlformats.org/markup-compatibility/2006" xmlns:m="http://schemas.openxmlformats.org/officeDocument/2006/math" xmlns:aink="http://schemas.microsoft.com/office/drawing/2016/ink" xmlns:am3d="http://schemas.microsoft.com/office/drawing/2017/model3d" xmlns:oel="http://schemas.microsoft.com/office/2019/extlst" xmlns:r="http://schemas.openxmlformats.org/officeDocument/2006/relationships" xmlns:wp14="http://schemas.microsoft.com/office/word/2010/wordprocessingDrawing" xmlns:wp="http://schemas.openxmlformats.org/drawingml/2006/wordprocessingDrawing" xmlns:wpg="http://schemas.microsoft.com/office/word/2010/wordprocessingGroup" xmlns:wpi="http://schemas.microsoft.com/office/word/2010/wordprocessingInk" xmlns:wps="http://schemas.microsoft.com/office/word/2010/wordprocessingShape" xmlns:o="urn:schemas-microsoft-com:office:office" xmlns:v="urn:schemas-microsoft-com:vml" xmlns:w10="urn:schemas-microsoft-com:office:word" xmlns:w="http://schemas.openxmlformats.org/wordprocessingml/2006/main" xmlns:w14="http://schemas.microsoft.com/office/word/2010/wordml" xmlns:w15="http://schemas.microsoft.com/office/word/2012/wordml" xmlns:w16cei="http://schemas.microsoft.com/office/word/2026/wordml/cei" xmlns:w16cex="http://schemas.microsoft.com/office/word/2018/wordml/cex" xmlns:w16cid="http://schemas.microsoft.com/office/word/2016/wordml/cid" xmlns:w16="http://schemas.microsoft.com/office/word/2018/wordml" xmlns:w16sdtdh="http://schemas.microsoft.com/office/word/2020/wordml/sdtdatahash" xmlns:w16sdtfl="http://schemas.microsoft.com/office/word/2024/wordml/sdtformatlock" xmlns:w16se="http://schemas.microsoft.com/office/word/2015/wordml/symex" xmlns:w16du="http://schemas.microsoft.com/office/word/2023/wordml/word16du" xmlns:wne="http://schemas.microsoft.com/office/word/2006/wordml" mc:Ignorable="w14 w15 w16se w16cid w16 w16cex w16sdtdh w16sdtfl w16du wp14">
   <w:abstractNum w:abstractNumId="0" w15:restartNumberingAfterBreak="0">
     <w:nsid w:val="045846ED"/>
     <w:multiLevelType w:val="multilevel"/>
@@ -3136,7 +2373,7 @@
 </file>
 
 <file path=word/styles.xml><?xml version="1.0" encoding="utf-8"?>
-<w:styles xmlns:mc="http://schemas.openxmlformats.org/markup-compatibility/2006" xmlns:r="http://schemas.openxmlformats.org/officeDocument/2006/relationships" xmlns:w="http://schemas.openxmlformats.org/wordprocessingml/2006/main" xmlns:w14="http://schemas.microsoft.com/office/word/2010/wordml" xmlns:w15="http://schemas.microsoft.com/office/word/2012/wordml" xmlns:w16cex="http://schemas.microsoft.com/office/word/2018/wordml/cex" xmlns:w16cid="http://schemas.microsoft.com/office/word/2016/wordml/cid" xmlns:w16="http://schemas.microsoft.com/office/word/2018/wordml" xmlns:w16du="http://schemas.microsoft.com/office/word/2023/wordml/word16du" xmlns:w16sdtdh="http://schemas.microsoft.com/office/word/2020/wordml/sdtdatahash" xmlns:w16sdtfl="http://schemas.microsoft.com/office/word/2024/wordml/sdtformatlock" xmlns:w16se="http://schemas.microsoft.com/office/word/2015/wordml/symex" mc:Ignorable="w14 w15 w16se w16cid w16 w16cex w16sdtdh w16sdtfl w16du">
+<w:styles xmlns:mc="http://schemas.openxmlformats.org/markup-compatibility/2006" xmlns:r="http://schemas.openxmlformats.org/officeDocument/2006/relationships" xmlns:w="http://schemas.openxmlformats.org/wordprocessingml/2006/main" xmlns:w14="http://schemas.microsoft.com/office/word/2010/wordml" xmlns:w15="http://schemas.microsoft.com/office/word/2012/wordml" xmlns:w16cex="http://schemas.microsoft.com/office/word/2018/wordml/cex" xmlns:w16cid="http://schemas.microsoft.com/office/word/2016/wordml/cid" xmlns:w16="http://schemas.microsoft.com/office/word/2018/wordml" xmlns:w16sdtdh="http://schemas.microsoft.com/office/word/2020/wordml/sdtdatahash" xmlns:w16sdtfl="http://schemas.microsoft.com/office/word/2024/wordml/sdtformatlock" xmlns:w16se="http://schemas.microsoft.com/office/word/2015/wordml/symex" xmlns:w16du="http://schemas.microsoft.com/office/word/2023/wordml/word16du" mc:Ignorable="w14 w15 w16se w16cid w16 w16cex w16sdtdh w16sdtfl w16du">
   <w:docDefaults>
     <w:rPrDefault>
       <w:rPr>

--- a/ctli_ldd_user_guide.docx
+++ b/ctli_ldd_user_guide.docx
@@ -1,6 +1,6 @@
 
 <file path=word/document.xml><?xml version="1.0" encoding="utf-8"?>
-<w:document xmlns:wpc="http://schemas.microsoft.com/office/word/2010/wordprocessingCanvas" xmlns:cx="http://schemas.microsoft.com/office/drawing/2014/chartex" xmlns:cx1="http://schemas.microsoft.com/office/drawing/2015/9/8/chartex" xmlns:cx2="http://schemas.microsoft.com/office/drawing/2015/10/21/chartex" xmlns:cx3="http://schemas.microsoft.com/office/drawing/2016/5/9/chartex" xmlns:cx4="http://schemas.microsoft.com/office/drawing/2016/5/10/chartex" xmlns:cx5="http://schemas.microsoft.com/office/drawing/2016/5/11/chartex" xmlns:cx6="http://schemas.microsoft.com/office/drawing/2016/5/12/chartex" xmlns:cx7="http://schemas.microsoft.com/office/drawing/2016/5/13/chartex" xmlns:cx8="http://schemas.microsoft.com/office/drawing/2016/5/14/chartex" xmlns:mc="http://schemas.openxmlformats.org/markup-compatibility/2006" xmlns:m="http://schemas.openxmlformats.org/officeDocument/2006/math" xmlns:aink="http://schemas.microsoft.com/office/drawing/2016/ink" xmlns:am3d="http://schemas.microsoft.com/office/drawing/2017/model3d" xmlns:oel="http://schemas.microsoft.com/office/2019/extlst" xmlns:r="http://schemas.openxmlformats.org/officeDocument/2006/relationships" xmlns:wp14="http://schemas.microsoft.com/office/word/2010/wordprocessingDrawing" xmlns:wp="http://schemas.openxmlformats.org/drawingml/2006/wordprocessingDrawing" xmlns:wpg="http://schemas.microsoft.com/office/word/2010/wordprocessingGroup" xmlns:wpi="http://schemas.microsoft.com/office/word/2010/wordprocessingInk" xmlns:wps="http://schemas.microsoft.com/office/word/2010/wordprocessingShape" xmlns:o="urn:schemas-microsoft-com:office:office" xmlns:v="urn:schemas-microsoft-com:vml" xmlns:w10="urn:schemas-microsoft-com:office:word" xmlns:w="http://schemas.openxmlformats.org/wordprocessingml/2006/main" xmlns:w14="http://schemas.microsoft.com/office/word/2010/wordml" xmlns:w15="http://schemas.microsoft.com/office/word/2012/wordml" xmlns:w16cei="http://schemas.microsoft.com/office/word/2026/wordml/cei" xmlns:w16cex="http://schemas.microsoft.com/office/word/2018/wordml/cex" xmlns:w16cid="http://schemas.microsoft.com/office/word/2016/wordml/cid" xmlns:w16="http://schemas.microsoft.com/office/word/2018/wordml" xmlns:w16sdtdh="http://schemas.microsoft.com/office/word/2020/wordml/sdtdatahash" xmlns:w16sdtfl="http://schemas.microsoft.com/office/word/2024/wordml/sdtformatlock" xmlns:w16se="http://schemas.microsoft.com/office/word/2015/wordml/symex" xmlns:w16du="http://schemas.microsoft.com/office/word/2023/wordml/word16du" xmlns:wne="http://schemas.microsoft.com/office/word/2006/wordml" mc:Ignorable="w14 w15 w16se w16cid w16 w16cex w16sdtdh w16sdtfl w16du wp14">
+<w:document xmlns:wpc="http://schemas.microsoft.com/office/word/2010/wordprocessingCanvas" xmlns:cx="http://schemas.microsoft.com/office/drawing/2014/chartex" xmlns:cx1="http://schemas.microsoft.com/office/drawing/2015/9/8/chartex" xmlns:cx2="http://schemas.microsoft.com/office/drawing/2015/10/21/chartex" xmlns:cx3="http://schemas.microsoft.com/office/drawing/2016/5/9/chartex" xmlns:cx4="http://schemas.microsoft.com/office/drawing/2016/5/10/chartex" xmlns:cx5="http://schemas.microsoft.com/office/drawing/2016/5/11/chartex" xmlns:cx6="http://schemas.microsoft.com/office/drawing/2016/5/12/chartex" xmlns:cx7="http://schemas.microsoft.com/office/drawing/2016/5/13/chartex" xmlns:cx8="http://schemas.microsoft.com/office/drawing/2016/5/14/chartex" xmlns:mc="http://schemas.openxmlformats.org/markup-compatibility/2006" xmlns:m="http://schemas.openxmlformats.org/officeDocument/2006/math" xmlns:aink="http://schemas.microsoft.com/office/drawing/2016/ink" xmlns:am3d="http://schemas.microsoft.com/office/drawing/2017/model3d" xmlns:oel="http://schemas.microsoft.com/office/2019/extlst" xmlns:r="http://schemas.openxmlformats.org/officeDocument/2006/relationships" xmlns:wp14="http://schemas.microsoft.com/office/word/2010/wordprocessingDrawing" xmlns:wp="http://schemas.openxmlformats.org/drawingml/2006/wordprocessingDrawing" xmlns:wpg="http://schemas.microsoft.com/office/word/2010/wordprocessingGroup" xmlns:wpi="http://schemas.microsoft.com/office/word/2010/wordprocessingInk" xmlns:wps="http://schemas.microsoft.com/office/word/2010/wordprocessingShape" xmlns:o="urn:schemas-microsoft-com:office:office" xmlns:v="urn:schemas-microsoft-com:vml" xmlns:w10="urn:schemas-microsoft-com:office:word" xmlns:w="http://schemas.openxmlformats.org/wordprocessingml/2006/main" xmlns:w14="http://schemas.microsoft.com/office/word/2010/wordml" xmlns:w15="http://schemas.microsoft.com/office/word/2012/wordml" xmlns:w16cex="http://schemas.microsoft.com/office/word/2018/wordml/cex" xmlns:w16cid="http://schemas.microsoft.com/office/word/2016/wordml/cid" xmlns:w16="http://schemas.microsoft.com/office/word/2018/wordml" xmlns:w16sdtdh="http://schemas.microsoft.com/office/word/2020/wordml/sdtdatahash" xmlns:w16sdtfl="http://schemas.microsoft.com/office/word/2024/wordml/sdtformatlock" xmlns:w16se="http://schemas.microsoft.com/office/word/2015/wordml/symex" xmlns:w16du="http://schemas.microsoft.com/office/word/2023/wordml/word16du" xmlns:wne="http://schemas.microsoft.com/office/word/2006/wordml" mc:Ignorable="w14 w15 w16se w16cid w16 w16cex w16sdtdh w16sdtfl w16du wp14">
   <w:body>
     <w:p>
       <w:pPr>
@@ -998,6 +998,34 @@
           <w:sz w:val="24"/>
           <w:szCs w:val="24"/>
         </w:rPr>
+        <w:t xml:space="preserve">Dosimeter: </w:t>
+      </w:r>
+      <w:r>
+        <w:rPr>
+          <w:sz w:val="24"/>
+          <w:szCs w:val="24"/>
+        </w:rPr>
+        <w:t>A dosimeter measures the cumulative radiation to which the sensor is exposed.</w:t>
+      </w:r>
+    </w:p>
+    <w:p>
+      <w:pPr>
+        <w:pStyle w:val="ListParagraph"/>
+        <w:numPr>
+          <w:ilvl w:val="0"/>
+          <w:numId w:val="3"/>
+        </w:numPr>
+        <w:rPr>
+          <w:sz w:val="24"/>
+          <w:szCs w:val="24"/>
+        </w:rPr>
+      </w:pPr>
+      <w:r>
+        <w:rPr>
+          <w:sz w:val="24"/>
+          <w:szCs w:val="24"/>
+        </w:rPr>
+        <w:lastRenderedPageBreak/>
         <w:t>Dust Analyzer:  A dust analyzer measures the size and/or energy distribution of dust particles.</w:t>
       </w:r>
     </w:p>
@@ -1018,440 +1046,440 @@
           <w:sz w:val="24"/>
           <w:szCs w:val="24"/>
         </w:rPr>
+        <w:t>Electric Field Instrument:  An electric field instrument measures the direction and/or strength of an electric field.</w:t>
+      </w:r>
+    </w:p>
+    <w:p>
+      <w:pPr>
+        <w:pStyle w:val="ListParagraph"/>
+        <w:numPr>
+          <w:ilvl w:val="0"/>
+          <w:numId w:val="3"/>
+        </w:numPr>
+        <w:rPr>
+          <w:sz w:val="24"/>
+          <w:szCs w:val="24"/>
+        </w:rPr>
+      </w:pPr>
+      <w:r>
+        <w:rPr>
+          <w:sz w:val="24"/>
+          <w:szCs w:val="24"/>
+        </w:rPr>
+        <w:t xml:space="preserve">Electronic Field Notebook: An electronic field notebook is a device used </w:t>
+      </w:r>
+      <w:r>
+        <w:rPr>
+          <w:sz w:val="24"/>
+          <w:szCs w:val="24"/>
+        </w:rPr>
+        <w:t>to record audio, capture handwritten notes/observations entered by crew</w:t>
+      </w:r>
+      <w:r>
+        <w:rPr>
+          <w:sz w:val="24"/>
+          <w:szCs w:val="24"/>
+        </w:rPr>
+        <w:t xml:space="preserve"> member(s)</w:t>
+      </w:r>
+      <w:r>
+        <w:rPr>
+          <w:sz w:val="24"/>
+          <w:szCs w:val="24"/>
+        </w:rPr>
+        <w:t>, relay imagery, and</w:t>
+      </w:r>
+      <w:r>
+        <w:rPr>
+          <w:sz w:val="24"/>
+          <w:szCs w:val="24"/>
+        </w:rPr>
+        <w:t xml:space="preserve"> possibly other functions.</w:t>
+      </w:r>
+    </w:p>
+    <w:p>
+      <w:pPr>
+        <w:pStyle w:val="ListParagraph"/>
+        <w:numPr>
+          <w:ilvl w:val="0"/>
+          <w:numId w:val="3"/>
+        </w:numPr>
+        <w:rPr>
+          <w:sz w:val="24"/>
+          <w:szCs w:val="24"/>
+        </w:rPr>
+      </w:pPr>
+      <w:r>
+        <w:rPr>
+          <w:sz w:val="24"/>
+          <w:szCs w:val="24"/>
+        </w:rPr>
+        <w:t>Gamma Ray Detector:  A gamma ray detector is an instrument that detects gamma rays.</w:t>
+      </w:r>
+    </w:p>
+    <w:p>
+      <w:pPr>
+        <w:pStyle w:val="ListParagraph"/>
+        <w:numPr>
+          <w:ilvl w:val="0"/>
+          <w:numId w:val="3"/>
+        </w:numPr>
+        <w:rPr>
+          <w:sz w:val="24"/>
+          <w:szCs w:val="24"/>
+        </w:rPr>
+      </w:pPr>
+      <w:r>
+        <w:rPr>
+          <w:sz w:val="24"/>
+          <w:szCs w:val="24"/>
+        </w:rPr>
+        <w:t>Gas Analyzer:  A gas analyzer measures the concentration of one or more species in a mixture of neutral gases.</w:t>
+      </w:r>
+    </w:p>
+    <w:p>
+      <w:pPr>
+        <w:pStyle w:val="ListParagraph"/>
+        <w:numPr>
+          <w:ilvl w:val="0"/>
+          <w:numId w:val="3"/>
+        </w:numPr>
+        <w:rPr>
+          <w:sz w:val="24"/>
+          <w:szCs w:val="24"/>
+        </w:rPr>
+      </w:pPr>
+      <w:r>
+        <w:rPr>
+          <w:sz w:val="24"/>
+          <w:szCs w:val="24"/>
+        </w:rPr>
+        <w:t>Gravimeter:  A gravimeter measures gravitational acceleration.</w:t>
+      </w:r>
+    </w:p>
+    <w:p>
+      <w:pPr>
+        <w:pStyle w:val="ListParagraph"/>
+        <w:numPr>
+          <w:ilvl w:val="0"/>
+          <w:numId w:val="3"/>
+        </w:numPr>
+        <w:rPr>
+          <w:sz w:val="24"/>
+          <w:szCs w:val="24"/>
+        </w:rPr>
+      </w:pPr>
+      <w:r>
+        <w:rPr>
+          <w:sz w:val="24"/>
+          <w:szCs w:val="24"/>
+        </w:rPr>
+        <w:t>Imager: An imager detects and converts information into a digital image. (Exact match with Camera).</w:t>
+      </w:r>
+    </w:p>
+    <w:p>
+      <w:pPr>
+        <w:pStyle w:val="ListParagraph"/>
+        <w:numPr>
+          <w:ilvl w:val="0"/>
+          <w:numId w:val="3"/>
+        </w:numPr>
+        <w:rPr>
+          <w:sz w:val="24"/>
+          <w:szCs w:val="24"/>
+        </w:rPr>
+      </w:pPr>
+      <w:r>
+        <w:rPr>
+          <w:sz w:val="24"/>
+          <w:szCs w:val="24"/>
+        </w:rPr>
+        <w:t xml:space="preserve">Imaging Spectrometer: An imaging spectrometer acquires a </w:t>
+      </w:r>
+      <w:proofErr w:type="gramStart"/>
+      <w:r>
+        <w:rPr>
+          <w:sz w:val="24"/>
+          <w:szCs w:val="24"/>
+        </w:rPr>
+        <w:t>spectrally-resolved</w:t>
+      </w:r>
+      <w:proofErr w:type="gramEnd"/>
+      <w:r>
+        <w:rPr>
+          <w:sz w:val="24"/>
+          <w:szCs w:val="24"/>
+        </w:rPr>
+        <w:t xml:space="preserve"> image of an object or scene. Two axes of the image correspond to orthogonal spatial dimensions and the third corresponds to wavelength.</w:t>
+      </w:r>
+    </w:p>
+    <w:p>
+      <w:pPr>
+        <w:pStyle w:val="ListParagraph"/>
+        <w:numPr>
+          <w:ilvl w:val="0"/>
+          <w:numId w:val="3"/>
+        </w:numPr>
+        <w:rPr>
+          <w:sz w:val="24"/>
+          <w:szCs w:val="24"/>
+        </w:rPr>
+      </w:pPr>
+      <w:r>
+        <w:rPr>
+          <w:sz w:val="24"/>
+          <w:szCs w:val="24"/>
+        </w:rPr>
+        <w:t>Interferometer: An interferometer superposes waves such that constructive and destructive interference results in patterns that can be interpreted as very small displacements at the signal source.</w:t>
+      </w:r>
+    </w:p>
+    <w:p>
+      <w:pPr>
+        <w:pStyle w:val="ListParagraph"/>
+        <w:numPr>
+          <w:ilvl w:val="0"/>
+          <w:numId w:val="3"/>
+        </w:numPr>
+        <w:rPr>
+          <w:sz w:val="24"/>
+          <w:szCs w:val="24"/>
+        </w:rPr>
+      </w:pPr>
+      <w:r>
+        <w:rPr>
+          <w:sz w:val="24"/>
+          <w:szCs w:val="24"/>
+        </w:rPr>
+        <w:t>Langmuir Probe:  A Langmuir probe consists of one or more electrodes used to determine in-situ plasma properties such as density and temperature from the measured potentials and currents.</w:t>
+      </w:r>
+    </w:p>
+    <w:p>
+      <w:pPr>
+        <w:pStyle w:val="ListParagraph"/>
+        <w:numPr>
+          <w:ilvl w:val="0"/>
+          <w:numId w:val="3"/>
+        </w:numPr>
+        <w:rPr>
+          <w:sz w:val="24"/>
+          <w:szCs w:val="24"/>
+        </w:rPr>
+      </w:pPr>
+      <w:r>
+        <w:rPr>
+          <w:sz w:val="24"/>
+          <w:szCs w:val="24"/>
+        </w:rPr>
+        <w:t xml:space="preserve">Lidar:  A lidar measures distance to a target by illuminating it with a pulsed laser and measuring the time delay of the reflected signal. (Close match with Altimeter.) </w:t>
+      </w:r>
+    </w:p>
+    <w:p>
+      <w:pPr>
+        <w:pStyle w:val="ListParagraph"/>
+        <w:numPr>
+          <w:ilvl w:val="0"/>
+          <w:numId w:val="3"/>
+        </w:numPr>
+        <w:rPr>
+          <w:sz w:val="24"/>
+          <w:szCs w:val="24"/>
+        </w:rPr>
+      </w:pPr>
+      <w:r>
+        <w:rPr>
+          <w:sz w:val="24"/>
+          <w:szCs w:val="24"/>
+        </w:rPr>
+        <w:t>Magnetometer:  A magnetometer measures the direction and/or strength of a magnetic field.</w:t>
+      </w:r>
+    </w:p>
+    <w:p>
+      <w:pPr>
+        <w:pStyle w:val="ListParagraph"/>
+        <w:numPr>
+          <w:ilvl w:val="0"/>
+          <w:numId w:val="3"/>
+        </w:numPr>
+        <w:rPr>
+          <w:sz w:val="24"/>
+          <w:szCs w:val="24"/>
+        </w:rPr>
+      </w:pPr>
+      <w:r>
+        <w:rPr>
+          <w:sz w:val="24"/>
+          <w:szCs w:val="24"/>
+        </w:rPr>
+        <w:t>Mass Spectrometer:  A mass spectrometer sorts and counts atoms, ions, and/or molecules based on their masses.</w:t>
+      </w:r>
+    </w:p>
+    <w:p>
+      <w:pPr>
+        <w:pStyle w:val="ListParagraph"/>
+        <w:numPr>
+          <w:ilvl w:val="0"/>
+          <w:numId w:val="3"/>
+        </w:numPr>
+        <w:rPr>
+          <w:sz w:val="24"/>
+          <w:szCs w:val="24"/>
+        </w:rPr>
+      </w:pPr>
+      <w:r>
+        <w:rPr>
+          <w:sz w:val="24"/>
+          <w:szCs w:val="24"/>
+        </w:rPr>
+        <w:t xml:space="preserve">Mechanical Properties Instrument: </w:t>
+      </w:r>
+      <w:r>
+        <w:rPr>
+          <w:sz w:val="24"/>
+          <w:szCs w:val="24"/>
+        </w:rPr>
+        <w:t xml:space="preserve">A </w:t>
+      </w:r>
+      <w:r>
+        <w:rPr>
+          <w:sz w:val="24"/>
+          <w:szCs w:val="24"/>
+        </w:rPr>
+        <w:t>m</w:t>
+      </w:r>
+      <w:r>
+        <w:rPr>
+          <w:sz w:val="24"/>
+          <w:szCs w:val="24"/>
+        </w:rPr>
+        <w:t xml:space="preserve">echanical </w:t>
+      </w:r>
+      <w:r>
+        <w:rPr>
+          <w:sz w:val="24"/>
+          <w:szCs w:val="24"/>
+        </w:rPr>
+        <w:t>p</w:t>
+      </w:r>
+      <w:r>
+        <w:rPr>
+          <w:sz w:val="24"/>
+          <w:szCs w:val="24"/>
+        </w:rPr>
+        <w:t xml:space="preserve">roperties </w:t>
+      </w:r>
+      <w:r>
+        <w:rPr>
+          <w:sz w:val="24"/>
+          <w:szCs w:val="24"/>
+        </w:rPr>
+        <w:t>i</w:t>
+      </w:r>
+      <w:r>
+        <w:rPr>
+          <w:sz w:val="24"/>
+          <w:szCs w:val="24"/>
+        </w:rPr>
+        <w:t>nstrument measures the reaction of a sample to an applied load, quantifying properties such as strength, stiffness, ductility, hardness, fracture toughness, and/or friability.</w:t>
+      </w:r>
+    </w:p>
+    <w:p>
+      <w:pPr>
+        <w:pStyle w:val="ListParagraph"/>
+        <w:numPr>
+          <w:ilvl w:val="0"/>
+          <w:numId w:val="3"/>
+        </w:numPr>
+        <w:rPr>
+          <w:sz w:val="24"/>
+          <w:szCs w:val="24"/>
+        </w:rPr>
+      </w:pPr>
+      <w:r>
+        <w:rPr>
+          <w:sz w:val="24"/>
+          <w:szCs w:val="24"/>
+        </w:rPr>
+        <w:t>Meteorology: A meteorology instrument measures in situ meteorological conditions. These may include -- but are not limited to -- pressure, temperature, wind speed, and wind direction. (Exact match with Weather Station and Close match with Atmospheric Structure Instrument.)</w:t>
+      </w:r>
+    </w:p>
+    <w:p>
+      <w:pPr>
+        <w:pStyle w:val="ListParagraph"/>
+        <w:numPr>
+          <w:ilvl w:val="0"/>
+          <w:numId w:val="3"/>
+        </w:numPr>
+        <w:rPr>
+          <w:sz w:val="24"/>
+          <w:szCs w:val="24"/>
+        </w:rPr>
+      </w:pPr>
+      <w:r>
+        <w:rPr>
+          <w:sz w:val="24"/>
+          <w:szCs w:val="24"/>
+        </w:rPr>
+        <w:t>Microphone:  A microphone converts sound waves into electrical signals.</w:t>
+      </w:r>
+    </w:p>
+    <w:p>
+      <w:pPr>
+        <w:pStyle w:val="ListParagraph"/>
+        <w:numPr>
+          <w:ilvl w:val="0"/>
+          <w:numId w:val="3"/>
+        </w:numPr>
+        <w:rPr>
+          <w:sz w:val="24"/>
+          <w:szCs w:val="24"/>
+        </w:rPr>
+      </w:pPr>
+      <w:r>
+        <w:rPr>
+          <w:sz w:val="24"/>
+          <w:szCs w:val="24"/>
+        </w:rPr>
+        <w:t>Microscope:  A microscope magnifies objects that are too small to be seen with the naked eye.</w:t>
+      </w:r>
+    </w:p>
+    <w:p>
+      <w:pPr>
+        <w:pStyle w:val="ListParagraph"/>
+        <w:numPr>
+          <w:ilvl w:val="0"/>
+          <w:numId w:val="3"/>
+        </w:numPr>
+        <w:rPr>
+          <w:sz w:val="24"/>
+          <w:szCs w:val="24"/>
+        </w:rPr>
+      </w:pPr>
+      <w:r>
+        <w:rPr>
+          <w:sz w:val="24"/>
+          <w:szCs w:val="24"/>
+        </w:rPr>
+        <w:t>Mutual Impedance Probe:  A mutual impedance probe measures in situ bulk plasma properties at radio frequencies.</w:t>
+      </w:r>
+    </w:p>
+    <w:p>
+      <w:pPr>
+        <w:pStyle w:val="ListParagraph"/>
+        <w:numPr>
+          <w:ilvl w:val="0"/>
+          <w:numId w:val="3"/>
+        </w:numPr>
+        <w:rPr>
+          <w:sz w:val="24"/>
+          <w:szCs w:val="24"/>
+        </w:rPr>
+      </w:pPr>
+      <w:r>
+        <w:rPr>
+          <w:sz w:val="24"/>
+          <w:szCs w:val="24"/>
+        </w:rPr>
         <w:lastRenderedPageBreak/>
-        <w:t>Electric Field Instrument:  An electric field instrument measures the direction and/or strength of an electric field.</w:t>
-      </w:r>
-    </w:p>
-    <w:p>
-      <w:pPr>
-        <w:pStyle w:val="ListParagraph"/>
-        <w:numPr>
-          <w:ilvl w:val="0"/>
-          <w:numId w:val="3"/>
-        </w:numPr>
-        <w:rPr>
-          <w:sz w:val="24"/>
-          <w:szCs w:val="24"/>
-        </w:rPr>
-      </w:pPr>
-      <w:r>
-        <w:rPr>
-          <w:sz w:val="24"/>
-          <w:szCs w:val="24"/>
-        </w:rPr>
-        <w:t xml:space="preserve">Electronic Field Notebook: An electronic field notebook is a device used </w:t>
-      </w:r>
-      <w:r>
-        <w:rPr>
-          <w:sz w:val="24"/>
-          <w:szCs w:val="24"/>
-        </w:rPr>
-        <w:t>to record audio, capture handwritten notes/observations entered by crew</w:t>
-      </w:r>
-      <w:r>
-        <w:rPr>
-          <w:sz w:val="24"/>
-          <w:szCs w:val="24"/>
-        </w:rPr>
-        <w:t xml:space="preserve"> member(s)</w:t>
-      </w:r>
-      <w:r>
-        <w:rPr>
-          <w:sz w:val="24"/>
-          <w:szCs w:val="24"/>
-        </w:rPr>
-        <w:t>, relay imagery, and</w:t>
-      </w:r>
-      <w:r>
-        <w:rPr>
-          <w:sz w:val="24"/>
-          <w:szCs w:val="24"/>
-        </w:rPr>
-        <w:t xml:space="preserve"> possibly other functions.</w:t>
-      </w:r>
-    </w:p>
-    <w:p>
-      <w:pPr>
-        <w:pStyle w:val="ListParagraph"/>
-        <w:numPr>
-          <w:ilvl w:val="0"/>
-          <w:numId w:val="3"/>
-        </w:numPr>
-        <w:rPr>
-          <w:sz w:val="24"/>
-          <w:szCs w:val="24"/>
-        </w:rPr>
-      </w:pPr>
-      <w:r>
-        <w:rPr>
-          <w:sz w:val="24"/>
-          <w:szCs w:val="24"/>
-        </w:rPr>
-        <w:t>Gamma Ray Detector:  A gamma ray detector is an instrument that detects gamma rays.</w:t>
-      </w:r>
-    </w:p>
-    <w:p>
-      <w:pPr>
-        <w:pStyle w:val="ListParagraph"/>
-        <w:numPr>
-          <w:ilvl w:val="0"/>
-          <w:numId w:val="3"/>
-        </w:numPr>
-        <w:rPr>
-          <w:sz w:val="24"/>
-          <w:szCs w:val="24"/>
-        </w:rPr>
-      </w:pPr>
-      <w:r>
-        <w:rPr>
-          <w:sz w:val="24"/>
-          <w:szCs w:val="24"/>
-        </w:rPr>
-        <w:t>Gas Analyzer:  A gas analyzer measures the concentration of one or more species in a mixture of neutral gases.</w:t>
-      </w:r>
-    </w:p>
-    <w:p>
-      <w:pPr>
-        <w:pStyle w:val="ListParagraph"/>
-        <w:numPr>
-          <w:ilvl w:val="0"/>
-          <w:numId w:val="3"/>
-        </w:numPr>
-        <w:rPr>
-          <w:sz w:val="24"/>
-          <w:szCs w:val="24"/>
-        </w:rPr>
-      </w:pPr>
-      <w:r>
-        <w:rPr>
-          <w:sz w:val="24"/>
-          <w:szCs w:val="24"/>
-        </w:rPr>
-        <w:t>Gravimeter:  A gravimeter measures gravitational acceleration.</w:t>
-      </w:r>
-    </w:p>
-    <w:p>
-      <w:pPr>
-        <w:pStyle w:val="ListParagraph"/>
-        <w:numPr>
-          <w:ilvl w:val="0"/>
-          <w:numId w:val="3"/>
-        </w:numPr>
-        <w:rPr>
-          <w:sz w:val="24"/>
-          <w:szCs w:val="24"/>
-        </w:rPr>
-      </w:pPr>
-      <w:r>
-        <w:rPr>
-          <w:sz w:val="24"/>
-          <w:szCs w:val="24"/>
-        </w:rPr>
-        <w:t>Imager: An imager detects and converts information into a digital image. (Exact match with Camera).</w:t>
-      </w:r>
-    </w:p>
-    <w:p>
-      <w:pPr>
-        <w:pStyle w:val="ListParagraph"/>
-        <w:numPr>
-          <w:ilvl w:val="0"/>
-          <w:numId w:val="3"/>
-        </w:numPr>
-        <w:rPr>
-          <w:sz w:val="24"/>
-          <w:szCs w:val="24"/>
-        </w:rPr>
-      </w:pPr>
-      <w:r>
-        <w:rPr>
-          <w:sz w:val="24"/>
-          <w:szCs w:val="24"/>
-        </w:rPr>
-        <w:t xml:space="preserve">Imaging Spectrometer: An imaging spectrometer acquires a </w:t>
-      </w:r>
-      <w:proofErr w:type="gramStart"/>
-      <w:r>
-        <w:rPr>
-          <w:sz w:val="24"/>
-          <w:szCs w:val="24"/>
-        </w:rPr>
-        <w:t>spectrally-resolved</w:t>
-      </w:r>
-      <w:proofErr w:type="gramEnd"/>
-      <w:r>
-        <w:rPr>
-          <w:sz w:val="24"/>
-          <w:szCs w:val="24"/>
-        </w:rPr>
-        <w:t xml:space="preserve"> image of an object or scene. Two axes of the image correspond to orthogonal spatial dimensions and the third corresponds to wavelength.</w:t>
-      </w:r>
-    </w:p>
-    <w:p>
-      <w:pPr>
-        <w:pStyle w:val="ListParagraph"/>
-        <w:numPr>
-          <w:ilvl w:val="0"/>
-          <w:numId w:val="3"/>
-        </w:numPr>
-        <w:rPr>
-          <w:sz w:val="24"/>
-          <w:szCs w:val="24"/>
-        </w:rPr>
-      </w:pPr>
-      <w:r>
-        <w:rPr>
-          <w:sz w:val="24"/>
-          <w:szCs w:val="24"/>
-        </w:rPr>
-        <w:t>Interferometer: An interferometer superposes waves such that constructive and destructive interference results in patterns that can be interpreted as very small displacements at the signal source.</w:t>
-      </w:r>
-    </w:p>
-    <w:p>
-      <w:pPr>
-        <w:pStyle w:val="ListParagraph"/>
-        <w:numPr>
-          <w:ilvl w:val="0"/>
-          <w:numId w:val="3"/>
-        </w:numPr>
-        <w:rPr>
-          <w:sz w:val="24"/>
-          <w:szCs w:val="24"/>
-        </w:rPr>
-      </w:pPr>
-      <w:r>
-        <w:rPr>
-          <w:sz w:val="24"/>
-          <w:szCs w:val="24"/>
-        </w:rPr>
-        <w:t>Langmuir Probe:  A Langmuir probe consists of one or more electrodes used to determine in-situ plasma properties such as density and temperature from the measured potentials and currents.</w:t>
-      </w:r>
-    </w:p>
-    <w:p>
-      <w:pPr>
-        <w:pStyle w:val="ListParagraph"/>
-        <w:numPr>
-          <w:ilvl w:val="0"/>
-          <w:numId w:val="3"/>
-        </w:numPr>
-        <w:rPr>
-          <w:sz w:val="24"/>
-          <w:szCs w:val="24"/>
-        </w:rPr>
-      </w:pPr>
-      <w:r>
-        <w:rPr>
-          <w:sz w:val="24"/>
-          <w:szCs w:val="24"/>
-        </w:rPr>
-        <w:t xml:space="preserve">Lidar:  A lidar measures distance to a target by illuminating it with a pulsed laser and measuring the time delay of the reflected signal. (Close match with Altimeter.) </w:t>
-      </w:r>
-    </w:p>
-    <w:p>
-      <w:pPr>
-        <w:pStyle w:val="ListParagraph"/>
-        <w:numPr>
-          <w:ilvl w:val="0"/>
-          <w:numId w:val="3"/>
-        </w:numPr>
-        <w:rPr>
-          <w:sz w:val="24"/>
-          <w:szCs w:val="24"/>
-        </w:rPr>
-      </w:pPr>
-      <w:r>
-        <w:rPr>
-          <w:sz w:val="24"/>
-          <w:szCs w:val="24"/>
-        </w:rPr>
-        <w:t>Magnetometer:  A magnetometer measures the direction and/or strength of a magnetic field.</w:t>
-      </w:r>
-    </w:p>
-    <w:p>
-      <w:pPr>
-        <w:pStyle w:val="ListParagraph"/>
-        <w:numPr>
-          <w:ilvl w:val="0"/>
-          <w:numId w:val="3"/>
-        </w:numPr>
-        <w:rPr>
-          <w:sz w:val="24"/>
-          <w:szCs w:val="24"/>
-        </w:rPr>
-      </w:pPr>
-      <w:r>
-        <w:rPr>
-          <w:sz w:val="24"/>
-          <w:szCs w:val="24"/>
-        </w:rPr>
-        <w:t>Mass Spectrometer:  A mass spectrometer sorts and counts atoms, ions, and/or molecules based on their masses.</w:t>
-      </w:r>
-    </w:p>
-    <w:p>
-      <w:pPr>
-        <w:pStyle w:val="ListParagraph"/>
-        <w:numPr>
-          <w:ilvl w:val="0"/>
-          <w:numId w:val="3"/>
-        </w:numPr>
-        <w:rPr>
-          <w:sz w:val="24"/>
-          <w:szCs w:val="24"/>
-        </w:rPr>
-      </w:pPr>
-      <w:r>
-        <w:rPr>
-          <w:sz w:val="24"/>
-          <w:szCs w:val="24"/>
-        </w:rPr>
-        <w:t xml:space="preserve">Mechanical Properties Instrument: </w:t>
-      </w:r>
-      <w:r>
-        <w:rPr>
-          <w:sz w:val="24"/>
-          <w:szCs w:val="24"/>
-        </w:rPr>
-        <w:t xml:space="preserve">A </w:t>
-      </w:r>
-      <w:r>
-        <w:rPr>
-          <w:sz w:val="24"/>
-          <w:szCs w:val="24"/>
-        </w:rPr>
-        <w:t>m</w:t>
-      </w:r>
-      <w:r>
-        <w:rPr>
-          <w:sz w:val="24"/>
-          <w:szCs w:val="24"/>
-        </w:rPr>
-        <w:t xml:space="preserve">echanical </w:t>
-      </w:r>
-      <w:r>
-        <w:rPr>
-          <w:sz w:val="24"/>
-          <w:szCs w:val="24"/>
-        </w:rPr>
-        <w:t>p</w:t>
-      </w:r>
-      <w:r>
-        <w:rPr>
-          <w:sz w:val="24"/>
-          <w:szCs w:val="24"/>
-        </w:rPr>
-        <w:t xml:space="preserve">roperties </w:t>
-      </w:r>
-      <w:r>
-        <w:rPr>
-          <w:sz w:val="24"/>
-          <w:szCs w:val="24"/>
-        </w:rPr>
-        <w:t>i</w:t>
-      </w:r>
-      <w:r>
-        <w:rPr>
-          <w:sz w:val="24"/>
-          <w:szCs w:val="24"/>
-        </w:rPr>
-        <w:t>nstrument measures the reaction of a sample to an applied load, quantifying properties such as strength, stiffness, ductility, hardness, fracture toughness, and/or friability.</w:t>
-      </w:r>
-    </w:p>
-    <w:p>
-      <w:pPr>
-        <w:pStyle w:val="ListParagraph"/>
-        <w:numPr>
-          <w:ilvl w:val="0"/>
-          <w:numId w:val="3"/>
-        </w:numPr>
-        <w:rPr>
-          <w:sz w:val="24"/>
-          <w:szCs w:val="24"/>
-        </w:rPr>
-      </w:pPr>
-      <w:r>
-        <w:rPr>
-          <w:sz w:val="24"/>
-          <w:szCs w:val="24"/>
-        </w:rPr>
-        <w:t>Meteorology: A meteorology instrument measures in situ meteorological conditions. These may include -- but are not limited to -- pressure, temperature, wind speed, and wind direction. (Exact match with Weather Station and Close match with Atmospheric Structure Instrument.)</w:t>
-      </w:r>
-    </w:p>
-    <w:p>
-      <w:pPr>
-        <w:pStyle w:val="ListParagraph"/>
-        <w:numPr>
-          <w:ilvl w:val="0"/>
-          <w:numId w:val="3"/>
-        </w:numPr>
-        <w:rPr>
-          <w:sz w:val="24"/>
-          <w:szCs w:val="24"/>
-        </w:rPr>
-      </w:pPr>
-      <w:r>
-        <w:rPr>
-          <w:sz w:val="24"/>
-          <w:szCs w:val="24"/>
-        </w:rPr>
-        <w:t>Microphone:  A microphone converts sound waves into electrical signals.</w:t>
-      </w:r>
-    </w:p>
-    <w:p>
-      <w:pPr>
-        <w:pStyle w:val="ListParagraph"/>
-        <w:numPr>
-          <w:ilvl w:val="0"/>
-          <w:numId w:val="3"/>
-        </w:numPr>
-        <w:rPr>
-          <w:sz w:val="24"/>
-          <w:szCs w:val="24"/>
-        </w:rPr>
-      </w:pPr>
-      <w:r>
-        <w:rPr>
-          <w:sz w:val="24"/>
-          <w:szCs w:val="24"/>
-        </w:rPr>
-        <w:t>Microscope:  A microscope magnifies objects that are too small to be seen with the naked eye.</w:t>
-      </w:r>
-    </w:p>
-    <w:p>
-      <w:pPr>
-        <w:pStyle w:val="ListParagraph"/>
-        <w:numPr>
-          <w:ilvl w:val="0"/>
-          <w:numId w:val="3"/>
-        </w:numPr>
-        <w:rPr>
-          <w:sz w:val="24"/>
-          <w:szCs w:val="24"/>
-        </w:rPr>
-      </w:pPr>
-      <w:r>
-        <w:rPr>
-          <w:sz w:val="24"/>
-          <w:szCs w:val="24"/>
-        </w:rPr>
-        <w:t>Mutual Impedance Probe:  A mutual impedance probe measures in situ bulk plasma properties at radio frequencies.</w:t>
-      </w:r>
-    </w:p>
-    <w:p>
-      <w:pPr>
-        <w:pStyle w:val="ListParagraph"/>
-        <w:numPr>
-          <w:ilvl w:val="0"/>
-          <w:numId w:val="3"/>
-        </w:numPr>
-        <w:rPr>
-          <w:sz w:val="24"/>
-          <w:szCs w:val="24"/>
-        </w:rPr>
-      </w:pPr>
-      <w:r>
-        <w:rPr>
-          <w:sz w:val="24"/>
-          <w:szCs w:val="24"/>
-        </w:rPr>
         <w:t>Nephelometer:  A nephelometer measures the concentration of suspended (cloud) particulates.</w:t>
       </w:r>
     </w:p>
@@ -1472,7 +1500,6 @@
           <w:sz w:val="24"/>
           <w:szCs w:val="24"/>
         </w:rPr>
-        <w:lastRenderedPageBreak/>
         <w:t xml:space="preserve">Neutral Particle Detector:  A neutral particle detector detects and/or counts neutral </w:t>
       </w:r>
       <w:proofErr w:type="gramStart"/>
@@ -2038,7 +2065,7 @@
 </file>
 
 <file path=word/numbering.xml><?xml version="1.0" encoding="utf-8"?>
-<w:numbering xmlns:wpc="http://schemas.microsoft.com/office/word/2010/wordprocessingCanvas" xmlns:cx="http://schemas.microsoft.com/office/drawing/2014/chartex" xmlns:cx1="http://schemas.microsoft.com/office/drawing/2015/9/8/chartex" xmlns:cx2="http://schemas.microsoft.com/office/drawing/2015/10/21/chartex" xmlns:cx3="http://schemas.microsoft.com/office/drawing/2016/5/9/chartex" xmlns:cx4="http://schemas.microsoft.com/office/drawing/2016/5/10/chartex" xmlns:cx5="http://schemas.microsoft.com/office/drawing/2016/5/11/chartex" xmlns:cx6="http://schemas.microsoft.com/office/drawing/2016/5/12/chartex" xmlns:cx7="http://schemas.microsoft.com/office/drawing/2016/5/13/chartex" xmlns:cx8="http://schemas.microsoft.com/office/drawing/2016/5/14/chartex" xmlns:mc="http://schemas.openxmlformats.org/markup-compatibility/2006" xmlns:m="http://schemas.openxmlformats.org/officeDocument/2006/math" xmlns:aink="http://schemas.microsoft.com/office/drawing/2016/ink" xmlns:am3d="http://schemas.microsoft.com/office/drawing/2017/model3d" xmlns:oel="http://schemas.microsoft.com/office/2019/extlst" xmlns:r="http://schemas.openxmlformats.org/officeDocument/2006/relationships" xmlns:wp14="http://schemas.microsoft.com/office/word/2010/wordprocessingDrawing" xmlns:wp="http://schemas.openxmlformats.org/drawingml/2006/wordprocessingDrawing" xmlns:wpg="http://schemas.microsoft.com/office/word/2010/wordprocessingGroup" xmlns:wpi="http://schemas.microsoft.com/office/word/2010/wordprocessingInk" xmlns:wps="http://schemas.microsoft.com/office/word/2010/wordprocessingShape" xmlns:o="urn:schemas-microsoft-com:office:office" xmlns:v="urn:schemas-microsoft-com:vml" xmlns:w10="urn:schemas-microsoft-com:office:word" xmlns:w="http://schemas.openxmlformats.org/wordprocessingml/2006/main" xmlns:w14="http://schemas.microsoft.com/office/word/2010/wordml" xmlns:w15="http://schemas.microsoft.com/office/word/2012/wordml" xmlns:w16cei="http://schemas.microsoft.com/office/word/2026/wordml/cei" xmlns:w16cex="http://schemas.microsoft.com/office/word/2018/wordml/cex" xmlns:w16cid="http://schemas.microsoft.com/office/word/2016/wordml/cid" xmlns:w16="http://schemas.microsoft.com/office/word/2018/wordml" xmlns:w16sdtdh="http://schemas.microsoft.com/office/word/2020/wordml/sdtdatahash" xmlns:w16sdtfl="http://schemas.microsoft.com/office/word/2024/wordml/sdtformatlock" xmlns:w16se="http://schemas.microsoft.com/office/word/2015/wordml/symex" xmlns:w16du="http://schemas.microsoft.com/office/word/2023/wordml/word16du" xmlns:wne="http://schemas.microsoft.com/office/word/2006/wordml" mc:Ignorable="w14 w15 w16se w16cid w16 w16cex w16sdtdh w16sdtfl w16du wp14">
+<w:numbering xmlns:wpc="http://schemas.microsoft.com/office/word/2010/wordprocessingCanvas" xmlns:cx="http://schemas.microsoft.com/office/drawing/2014/chartex" xmlns:cx1="http://schemas.microsoft.com/office/drawing/2015/9/8/chartex" xmlns:cx2="http://schemas.microsoft.com/office/drawing/2015/10/21/chartex" xmlns:cx3="http://schemas.microsoft.com/office/drawing/2016/5/9/chartex" xmlns:cx4="http://schemas.microsoft.com/office/drawing/2016/5/10/chartex" xmlns:cx5="http://schemas.microsoft.com/office/drawing/2016/5/11/chartex" xmlns:cx6="http://schemas.microsoft.com/office/drawing/2016/5/12/chartex" xmlns:cx7="http://schemas.microsoft.com/office/drawing/2016/5/13/chartex" xmlns:cx8="http://schemas.microsoft.com/office/drawing/2016/5/14/chartex" xmlns:mc="http://schemas.openxmlformats.org/markup-compatibility/2006" xmlns:m="http://schemas.openxmlformats.org/officeDocument/2006/math" xmlns:aink="http://schemas.microsoft.com/office/drawing/2016/ink" xmlns:am3d="http://schemas.microsoft.com/office/drawing/2017/model3d" xmlns:oel="http://schemas.microsoft.com/office/2019/extlst" xmlns:r="http://schemas.openxmlformats.org/officeDocument/2006/relationships" xmlns:wp14="http://schemas.microsoft.com/office/word/2010/wordprocessingDrawing" xmlns:wp="http://schemas.openxmlformats.org/drawingml/2006/wordprocessingDrawing" xmlns:wpg="http://schemas.microsoft.com/office/word/2010/wordprocessingGroup" xmlns:wpi="http://schemas.microsoft.com/office/word/2010/wordprocessingInk" xmlns:wps="http://schemas.microsoft.com/office/word/2010/wordprocessingShape" xmlns:o="urn:schemas-microsoft-com:office:office" xmlns:v="urn:schemas-microsoft-com:vml" xmlns:w10="urn:schemas-microsoft-com:office:word" xmlns:w="http://schemas.openxmlformats.org/wordprocessingml/2006/main" xmlns:w14="http://schemas.microsoft.com/office/word/2010/wordml" xmlns:w15="http://schemas.microsoft.com/office/word/2012/wordml" xmlns:w16cex="http://schemas.microsoft.com/office/word/2018/wordml/cex" xmlns:w16cid="http://schemas.microsoft.com/office/word/2016/wordml/cid" xmlns:w16="http://schemas.microsoft.com/office/word/2018/wordml" xmlns:w16sdtdh="http://schemas.microsoft.com/office/word/2020/wordml/sdtdatahash" xmlns:w16sdtfl="http://schemas.microsoft.com/office/word/2024/wordml/sdtformatlock" xmlns:w16se="http://schemas.microsoft.com/office/word/2015/wordml/symex" xmlns:w16du="http://schemas.microsoft.com/office/word/2023/wordml/word16du" xmlns:wne="http://schemas.microsoft.com/office/word/2006/wordml" mc:Ignorable="w14 w15 w16se w16cid w16 w16cex w16sdtdh w16sdtfl w16du wp14">
   <w:abstractNum w:abstractNumId="0" w15:restartNumberingAfterBreak="0">
     <w:nsid w:val="045846ED"/>
     <w:multiLevelType w:val="multilevel"/>
@@ -2135,6 +2162,155 @@
     </w:lvl>
   </w:abstractNum>
   <w:abstractNum w:abstractNumId="1" w15:restartNumberingAfterBreak="0">
+    <w:nsid w:val="2D9A1A0D"/>
+    <w:multiLevelType w:val="multilevel"/>
+    <w:tmpl w:val="57C0C336"/>
+    <w:lvl w:ilvl="0">
+      <w:start w:val="1"/>
+      <w:numFmt w:val="bullet"/>
+      <w:lvlText w:val=""/>
+      <w:lvlJc w:val="left"/>
+      <w:pPr>
+        <w:tabs>
+          <w:tab w:val="num" w:pos="720"/>
+        </w:tabs>
+        <w:ind w:left="720" w:hanging="360"/>
+      </w:pPr>
+      <w:rPr>
+        <w:rFonts w:ascii="Symbol" w:hAnsi="Symbol" w:hint="default"/>
+        <w:sz w:val="20"/>
+      </w:rPr>
+    </w:lvl>
+    <w:lvl w:ilvl="1" w:tentative="1">
+      <w:start w:val="1"/>
+      <w:numFmt w:val="bullet"/>
+      <w:lvlText w:val="o"/>
+      <w:lvlJc w:val="left"/>
+      <w:pPr>
+        <w:tabs>
+          <w:tab w:val="num" w:pos="1440"/>
+        </w:tabs>
+        <w:ind w:left="1440" w:hanging="360"/>
+      </w:pPr>
+      <w:rPr>
+        <w:rFonts w:ascii="Courier New" w:hAnsi="Courier New" w:hint="default"/>
+        <w:sz w:val="20"/>
+      </w:rPr>
+    </w:lvl>
+    <w:lvl w:ilvl="2" w:tentative="1">
+      <w:start w:val="1"/>
+      <w:numFmt w:val="bullet"/>
+      <w:lvlText w:val=""/>
+      <w:lvlJc w:val="left"/>
+      <w:pPr>
+        <w:tabs>
+          <w:tab w:val="num" w:pos="2160"/>
+        </w:tabs>
+        <w:ind w:left="2160" w:hanging="360"/>
+      </w:pPr>
+      <w:rPr>
+        <w:rFonts w:ascii="Wingdings" w:hAnsi="Wingdings" w:hint="default"/>
+        <w:sz w:val="20"/>
+      </w:rPr>
+    </w:lvl>
+    <w:lvl w:ilvl="3" w:tentative="1">
+      <w:start w:val="1"/>
+      <w:numFmt w:val="bullet"/>
+      <w:lvlText w:val=""/>
+      <w:lvlJc w:val="left"/>
+      <w:pPr>
+        <w:tabs>
+          <w:tab w:val="num" w:pos="2880"/>
+        </w:tabs>
+        <w:ind w:left="2880" w:hanging="360"/>
+      </w:pPr>
+      <w:rPr>
+        <w:rFonts w:ascii="Wingdings" w:hAnsi="Wingdings" w:hint="default"/>
+        <w:sz w:val="20"/>
+      </w:rPr>
+    </w:lvl>
+    <w:lvl w:ilvl="4" w:tentative="1">
+      <w:start w:val="1"/>
+      <w:numFmt w:val="bullet"/>
+      <w:lvlText w:val=""/>
+      <w:lvlJc w:val="left"/>
+      <w:pPr>
+        <w:tabs>
+          <w:tab w:val="num" w:pos="3600"/>
+        </w:tabs>
+        <w:ind w:left="3600" w:hanging="360"/>
+      </w:pPr>
+      <w:rPr>
+        <w:rFonts w:ascii="Wingdings" w:hAnsi="Wingdings" w:hint="default"/>
+        <w:sz w:val="20"/>
+      </w:rPr>
+    </w:lvl>
+    <w:lvl w:ilvl="5" w:tentative="1">
+      <w:start w:val="1"/>
+      <w:numFmt w:val="bullet"/>
+      <w:lvlText w:val=""/>
+      <w:lvlJc w:val="left"/>
+      <w:pPr>
+        <w:tabs>
+          <w:tab w:val="num" w:pos="4320"/>
+        </w:tabs>
+        <w:ind w:left="4320" w:hanging="360"/>
+      </w:pPr>
+      <w:rPr>
+        <w:rFonts w:ascii="Wingdings" w:hAnsi="Wingdings" w:hint="default"/>
+        <w:sz w:val="20"/>
+      </w:rPr>
+    </w:lvl>
+    <w:lvl w:ilvl="6" w:tentative="1">
+      <w:start w:val="1"/>
+      <w:numFmt w:val="bullet"/>
+      <w:lvlText w:val=""/>
+      <w:lvlJc w:val="left"/>
+      <w:pPr>
+        <w:tabs>
+          <w:tab w:val="num" w:pos="5040"/>
+        </w:tabs>
+        <w:ind w:left="5040" w:hanging="360"/>
+      </w:pPr>
+      <w:rPr>
+        <w:rFonts w:ascii="Wingdings" w:hAnsi="Wingdings" w:hint="default"/>
+        <w:sz w:val="20"/>
+      </w:rPr>
+    </w:lvl>
+    <w:lvl w:ilvl="7" w:tentative="1">
+      <w:start w:val="1"/>
+      <w:numFmt w:val="bullet"/>
+      <w:lvlText w:val=""/>
+      <w:lvlJc w:val="left"/>
+      <w:pPr>
+        <w:tabs>
+          <w:tab w:val="num" w:pos="5760"/>
+        </w:tabs>
+        <w:ind w:left="5760" w:hanging="360"/>
+      </w:pPr>
+      <w:rPr>
+        <w:rFonts w:ascii="Wingdings" w:hAnsi="Wingdings" w:hint="default"/>
+        <w:sz w:val="20"/>
+      </w:rPr>
+    </w:lvl>
+    <w:lvl w:ilvl="8" w:tentative="1">
+      <w:start w:val="1"/>
+      <w:numFmt w:val="bullet"/>
+      <w:lvlText w:val=""/>
+      <w:lvlJc w:val="left"/>
+      <w:pPr>
+        <w:tabs>
+          <w:tab w:val="num" w:pos="6480"/>
+        </w:tabs>
+        <w:ind w:left="6480" w:hanging="360"/>
+      </w:pPr>
+      <w:rPr>
+        <w:rFonts w:ascii="Wingdings" w:hAnsi="Wingdings" w:hint="default"/>
+        <w:sz w:val="20"/>
+      </w:rPr>
+    </w:lvl>
+  </w:abstractNum>
+  <w:abstractNum w:abstractNumId="2" w15:restartNumberingAfterBreak="0">
     <w:nsid w:val="31F53DCD"/>
     <w:multiLevelType w:val="hybridMultilevel"/>
     <w:tmpl w:val="45A08A90"/>
@@ -2247,7 +2423,7 @@
       </w:rPr>
     </w:lvl>
   </w:abstractNum>
-  <w:abstractNum w:abstractNumId="2" w15:restartNumberingAfterBreak="0">
+  <w:abstractNum w:abstractNumId="3" w15:restartNumberingAfterBreak="0">
     <w:nsid w:val="70E4247B"/>
     <w:multiLevelType w:val="hybridMultilevel"/>
     <w:tmpl w:val="83167930"/>
@@ -2364,10 +2540,13 @@
     <w:abstractNumId w:val="0"/>
   </w:num>
   <w:num w:numId="2" w16cid:durableId="692338879">
-    <w:abstractNumId w:val="1"/>
+    <w:abstractNumId w:val="2"/>
   </w:num>
   <w:num w:numId="3" w16cid:durableId="1391658383">
-    <w:abstractNumId w:val="2"/>
+    <w:abstractNumId w:val="3"/>
+  </w:num>
+  <w:num w:numId="4" w16cid:durableId="1114180279">
+    <w:abstractNumId w:val="1"/>
   </w:num>
 </w:numbering>
 </file>
